--- a/my/李腾-北交.docx
+++ b/my/李腾-北交.docx
@@ -376,31 +376,21 @@
         </w:rPr>
         <w:t>个人知识库：</w:t>
       </w:r>
-      <w:r>
-        <w:fldChar w:fldCharType="begin"/>
-      </w:r>
-      <w:r>
-        <w:instrText>HYPERLINK "https://www.yuque.com/ambition-bcpii"</w:instrText>
-      </w:r>
-      <w:r>
-        <w:fldChar w:fldCharType="separate"/>
-      </w:r>
-      <w:r>
-        <w:rPr>
-          <w:rStyle w:val="aa"/>
-          <w:rFonts w:ascii="Times New Roman" w:eastAsia="楷体" w:hAnsi="Times New Roman" w:cs="Times New Roman" w:hint="eastAsia"/>
-          <w:bCs/>
-          <w:color w:val="auto"/>
-          <w:spacing w:val="-1"/>
-          <w:sz w:val="28"/>
-          <w:szCs w:val="28"/>
-          <w:lang w:eastAsia="zh-CN"/>
-        </w:rPr>
-        <w:t>www.yuque.com/ambition-bcpii</w:t>
-      </w:r>
-      <w:r>
-        <w:fldChar w:fldCharType="end"/>
-      </w:r>
+      <w:hyperlink r:id="rId11" w:history="1">
+        <w:r>
+          <w:rPr>
+            <w:rStyle w:val="aa"/>
+            <w:rFonts w:ascii="Times New Roman" w:eastAsia="楷体" w:hAnsi="Times New Roman" w:cs="Times New Roman" w:hint="eastAsia"/>
+            <w:bCs/>
+            <w:color w:val="auto"/>
+            <w:spacing w:val="-1"/>
+            <w:sz w:val="28"/>
+            <w:szCs w:val="28"/>
+            <w:lang w:eastAsia="zh-CN"/>
+          </w:rPr>
+          <w:t>www.yuque.com/ambition-bcpii</w:t>
+        </w:r>
+      </w:hyperlink>
       <w:r>
         <w:rPr>
           <w:rStyle w:val="aa"/>
@@ -527,7 +517,7 @@
         </w:rPr>
         <w:t>：</w:t>
       </w:r>
-      <w:hyperlink r:id="rId11" w:history="1">
+      <w:hyperlink r:id="rId12" w:history="1">
         <w:r>
           <w:rPr>
             <w:rStyle w:val="aa"/>
@@ -582,7 +572,7 @@
         </w:rPr>
         <w:t>：</w:t>
       </w:r>
-      <w:hyperlink r:id="rId12" w:history="1">
+      <w:hyperlink r:id="rId13" w:history="1">
         <w:r>
           <w:rPr>
             <w:rStyle w:val="aa"/>
@@ -1318,7 +1308,6 @@
         </w:rPr>
         <w:t xml:space="preserve">优秀毕业生     </w:t>
       </w:r>
-      <w:proofErr w:type="gramStart"/>
       <w:r>
         <w:rPr>
           <w:rFonts w:ascii="楷体" w:eastAsia="楷体" w:hAnsi="楷体" w:hint="eastAsia"/>
@@ -1329,20 +1318,7 @@
           <w:szCs w:val="18"/>
           <w:lang w:eastAsia="zh-CN"/>
         </w:rPr>
-        <w:t>推免至</w:t>
-      </w:r>
-      <w:proofErr w:type="gramEnd"/>
-      <w:r>
-        <w:rPr>
-          <w:rFonts w:ascii="楷体" w:eastAsia="楷体" w:hAnsi="楷体" w:hint="eastAsia"/>
-          <w:b/>
-          <w:bCs/>
-          <w:spacing w:val="-1"/>
-          <w:sz w:val="18"/>
-          <w:szCs w:val="18"/>
-          <w:lang w:eastAsia="zh-CN"/>
-        </w:rPr>
-        <w:t>北京交通大学</w:t>
+        <w:t>推免至北京交通大学</w:t>
       </w:r>
     </w:p>
     <w:p>
@@ -1872,138 +1848,107 @@
           <w:szCs w:val="21"/>
           <w:lang w:eastAsia="zh-CN"/>
         </w:rPr>
+        <w:t xml:space="preserve"> ReAct</w:t>
+      </w:r>
+      <w:r>
+        <w:rPr>
+          <w:rFonts w:ascii="Times New Roman" w:eastAsia="楷体" w:hAnsi="Times New Roman" w:cs="Times New Roman"/>
+          <w:b/>
+          <w:bCs/>
+          <w:sz w:val="21"/>
+          <w:szCs w:val="21"/>
+          <w:lang w:eastAsia="zh-CN"/>
+        </w:rPr>
+        <w:t>、</w:t>
+      </w:r>
+      <w:r>
+        <w:rPr>
+          <w:rFonts w:ascii="Times New Roman" w:eastAsia="楷体" w:hAnsi="Times New Roman" w:cs="Times New Roman"/>
+          <w:b/>
+          <w:bCs/>
+          <w:sz w:val="21"/>
+          <w:szCs w:val="21"/>
+          <w:lang w:eastAsia="zh-CN"/>
+        </w:rPr>
+        <w:t xml:space="preserve">Plan-and-Execute </w:t>
+      </w:r>
+      <w:r>
+        <w:rPr>
+          <w:rFonts w:ascii="楷体" w:eastAsia="楷体" w:hAnsi="楷体"/>
+          <w:sz w:val="21"/>
+          <w:szCs w:val="21"/>
+          <w:lang w:eastAsia="zh-CN"/>
+        </w:rPr>
+        <w:t>等推理范式，熟悉</w:t>
+      </w:r>
+      <w:r>
+        <w:rPr>
+          <w:rFonts w:ascii="Times New Roman" w:eastAsia="楷体" w:hAnsi="Times New Roman" w:cs="Times New Roman"/>
+          <w:b/>
+          <w:bCs/>
+          <w:sz w:val="21"/>
+          <w:szCs w:val="21"/>
+          <w:lang w:eastAsia="zh-CN"/>
+        </w:rPr>
+        <w:t xml:space="preserve"> Context Engineering</w:t>
+      </w:r>
+      <w:r>
+        <w:rPr>
+          <w:rFonts w:ascii="Times New Roman" w:eastAsia="楷体" w:hAnsi="Times New Roman" w:cs="Times New Roman"/>
+          <w:b/>
+          <w:bCs/>
+          <w:sz w:val="21"/>
+          <w:szCs w:val="21"/>
+          <w:lang w:eastAsia="zh-CN"/>
+        </w:rPr>
+        <w:t>、</w:t>
+      </w:r>
+      <w:r>
+        <w:rPr>
+          <w:rFonts w:ascii="Times New Roman" w:eastAsia="楷体" w:hAnsi="Times New Roman" w:cs="Times New Roman"/>
+          <w:b/>
+          <w:bCs/>
+          <w:sz w:val="21"/>
+          <w:szCs w:val="21"/>
+          <w:lang w:eastAsia="zh-CN"/>
+        </w:rPr>
+        <w:t>Memory</w:t>
+      </w:r>
+      <w:r>
+        <w:rPr>
+          <w:rFonts w:ascii="Times New Roman" w:eastAsia="楷体" w:hAnsi="Times New Roman" w:cs="Times New Roman"/>
+          <w:sz w:val="21"/>
+          <w:szCs w:val="21"/>
+          <w:lang w:eastAsia="zh-CN"/>
+        </w:rPr>
+        <w:t>、</w:t>
+      </w:r>
+      <w:r>
+        <w:rPr>
+          <w:rFonts w:ascii="Times New Roman" w:eastAsia="楷体" w:hAnsi="Times New Roman" w:cs="Times New Roman"/>
+          <w:sz w:val="21"/>
+          <w:szCs w:val="21"/>
+          <w:lang w:eastAsia="zh-CN"/>
+        </w:rPr>
+        <w:t>Tool / Function Calling</w:t>
+      </w:r>
+      <w:r>
+        <w:rPr>
+          <w:rFonts w:ascii="Times New Roman" w:eastAsia="楷体" w:hAnsi="Times New Roman" w:cs="Times New Roman" w:hint="eastAsia"/>
+          <w:sz w:val="21"/>
+          <w:szCs w:val="21"/>
+          <w:lang w:eastAsia="zh-CN"/>
+        </w:rPr>
         <w:t xml:space="preserve"> </w:t>
       </w:r>
-      <w:proofErr w:type="spellStart"/>
-      <w:r>
-        <w:rPr>
-          <w:rFonts w:ascii="Times New Roman" w:eastAsia="楷体" w:hAnsi="Times New Roman" w:cs="Times New Roman"/>
-          <w:b/>
-          <w:bCs/>
-          <w:sz w:val="21"/>
-          <w:szCs w:val="21"/>
-          <w:lang w:eastAsia="zh-CN"/>
-        </w:rPr>
-        <w:t>ReAct</w:t>
-      </w:r>
-      <w:proofErr w:type="spellEnd"/>
-      <w:r>
-        <w:rPr>
-          <w:rFonts w:ascii="Times New Roman" w:eastAsia="楷体" w:hAnsi="Times New Roman" w:cs="Times New Roman"/>
-          <w:b/>
-          <w:bCs/>
-          <w:sz w:val="21"/>
-          <w:szCs w:val="21"/>
-          <w:lang w:eastAsia="zh-CN"/>
-        </w:rPr>
-        <w:t>、</w:t>
-      </w:r>
-      <w:r>
-        <w:rPr>
-          <w:rFonts w:ascii="Times New Roman" w:eastAsia="楷体" w:hAnsi="Times New Roman" w:cs="Times New Roman"/>
-          <w:b/>
-          <w:bCs/>
-          <w:sz w:val="21"/>
-          <w:szCs w:val="21"/>
-          <w:lang w:eastAsia="zh-CN"/>
-        </w:rPr>
-        <w:t xml:space="preserve">Plan-and-Execute </w:t>
-      </w:r>
-      <w:r>
-        <w:rPr>
-          <w:rFonts w:ascii="楷体" w:eastAsia="楷体" w:hAnsi="楷体"/>
-          <w:sz w:val="21"/>
-          <w:szCs w:val="21"/>
-          <w:lang w:eastAsia="zh-CN"/>
-        </w:rPr>
-        <w:t>等推理范式，熟悉</w:t>
-      </w:r>
-      <w:r>
-        <w:rPr>
-          <w:rFonts w:ascii="Times New Roman" w:eastAsia="楷体" w:hAnsi="Times New Roman" w:cs="Times New Roman"/>
-          <w:b/>
-          <w:bCs/>
-          <w:sz w:val="21"/>
-          <w:szCs w:val="21"/>
-          <w:lang w:eastAsia="zh-CN"/>
-        </w:rPr>
-        <w:t xml:space="preserve"> Context Engineering</w:t>
-      </w:r>
-      <w:r>
-        <w:rPr>
-          <w:rFonts w:ascii="Times New Roman" w:eastAsia="楷体" w:hAnsi="Times New Roman" w:cs="Times New Roman"/>
-          <w:b/>
-          <w:bCs/>
-          <w:sz w:val="21"/>
-          <w:szCs w:val="21"/>
-          <w:lang w:eastAsia="zh-CN"/>
-        </w:rPr>
-        <w:t>、</w:t>
-      </w:r>
-      <w:r>
-        <w:rPr>
-          <w:rFonts w:ascii="Times New Roman" w:eastAsia="楷体" w:hAnsi="Times New Roman" w:cs="Times New Roman"/>
-          <w:b/>
-          <w:bCs/>
-          <w:sz w:val="21"/>
-          <w:szCs w:val="21"/>
-          <w:lang w:eastAsia="zh-CN"/>
-        </w:rPr>
-        <w:t>Memory</w:t>
-      </w:r>
-      <w:r>
-        <w:rPr>
-          <w:rFonts w:ascii="Times New Roman" w:eastAsia="楷体" w:hAnsi="Times New Roman" w:cs="Times New Roman"/>
-          <w:sz w:val="21"/>
-          <w:szCs w:val="21"/>
-          <w:lang w:eastAsia="zh-CN"/>
-        </w:rPr>
-        <w:t>、</w:t>
-      </w:r>
-      <w:r>
-        <w:rPr>
-          <w:rFonts w:ascii="Times New Roman" w:eastAsia="楷体" w:hAnsi="Times New Roman" w:cs="Times New Roman"/>
-          <w:sz w:val="21"/>
-          <w:szCs w:val="21"/>
-          <w:lang w:eastAsia="zh-CN"/>
-        </w:rPr>
-        <w:t>Tool / Function Calling</w:t>
-      </w:r>
-      <w:r>
-        <w:rPr>
-          <w:rFonts w:ascii="Times New Roman" w:eastAsia="楷体" w:hAnsi="Times New Roman" w:cs="Times New Roman"/>
-          <w:sz w:val="21"/>
-          <w:szCs w:val="21"/>
-          <w:lang w:eastAsia="zh-CN"/>
-        </w:rPr>
-        <w:t>、</w:t>
-      </w:r>
-      <w:r>
-        <w:rPr>
-          <w:rFonts w:ascii="楷体" w:eastAsia="楷体" w:hAnsi="楷体"/>
-          <w:sz w:val="21"/>
-          <w:szCs w:val="21"/>
-          <w:lang w:eastAsia="zh-CN"/>
-        </w:rPr>
-        <w:t>多</w:t>
-      </w:r>
-      <w:r>
-        <w:rPr>
-          <w:rFonts w:ascii="Times New Roman" w:eastAsia="楷体" w:hAnsi="Times New Roman" w:cs="Times New Roman"/>
-          <w:sz w:val="21"/>
-          <w:szCs w:val="21"/>
-          <w:lang w:eastAsia="zh-CN"/>
-        </w:rPr>
-        <w:t xml:space="preserve"> Agent </w:t>
-      </w:r>
-      <w:r>
-        <w:rPr>
-          <w:rFonts w:ascii="楷体" w:eastAsia="楷体" w:hAnsi="楷体"/>
-          <w:sz w:val="21"/>
-          <w:szCs w:val="21"/>
-          <w:lang w:eastAsia="zh-CN"/>
-        </w:rPr>
-        <w:t>协作等核心机制</w:t>
+      <w:r>
+        <w:rPr>
+          <w:rFonts w:ascii="楷体" w:eastAsia="楷体" w:hAnsi="楷体"/>
+          <w:sz w:val="21"/>
+          <w:szCs w:val="21"/>
+          <w:lang w:eastAsia="zh-CN"/>
+        </w:rPr>
+        <w:t>等核心机制</w:t>
       </w:r>
     </w:p>
     <w:p>
@@ -2106,29 +2051,16 @@
         </w:rPr>
         <w:t>、向量检索、</w:t>
       </w:r>
-      <w:proofErr w:type="spellStart"/>
-      <w:r>
-        <w:rPr>
-          <w:rFonts w:ascii="Times New Roman" w:eastAsia="楷体" w:hAnsi="Times New Roman" w:cs="Times New Roman"/>
-          <w:b/>
-          <w:bCs/>
-          <w:sz w:val="21"/>
-          <w:szCs w:val="21"/>
-          <w:lang w:eastAsia="zh-CN"/>
-        </w:rPr>
-        <w:t>Rerank</w:t>
-      </w:r>
-      <w:proofErr w:type="spellEnd"/>
-      <w:r>
-        <w:rPr>
-          <w:rFonts w:ascii="Times New Roman" w:eastAsia="楷体" w:hAnsi="Times New Roman" w:cs="Times New Roman"/>
-          <w:b/>
-          <w:bCs/>
-          <w:sz w:val="21"/>
-          <w:szCs w:val="21"/>
-          <w:lang w:eastAsia="zh-CN"/>
-        </w:rPr>
-        <w:t xml:space="preserve"> </w:t>
+      <w:r>
+        <w:rPr>
+          <w:rFonts w:ascii="Times New Roman" w:eastAsia="楷体" w:hAnsi="Times New Roman" w:cs="Times New Roman"/>
+          <w:b/>
+          <w:bCs/>
+          <w:sz w:val="21"/>
+          <w:szCs w:val="21"/>
+          <w:lang w:eastAsia="zh-CN"/>
+        </w:rPr>
+        <w:t xml:space="preserve">Rerank </w:t>
       </w:r>
       <w:r>
         <w:rPr>
@@ -2141,39 +2073,52 @@
       </w:r>
       <w:r>
         <w:rPr>
-          <w:rFonts w:ascii="Times New Roman" w:eastAsia="楷体" w:hAnsi="Times New Roman" w:cs="Times New Roman"/>
-          <w:sz w:val="21"/>
-          <w:szCs w:val="21"/>
-          <w:lang w:eastAsia="zh-CN"/>
-        </w:rPr>
-        <w:t>Query Rewrite</w:t>
-      </w:r>
-      <w:r>
-        <w:rPr>
-          <w:rFonts w:ascii="Times New Roman" w:eastAsia="楷体" w:hAnsi="Times New Roman" w:cs="Times New Roman"/>
-          <w:sz w:val="21"/>
-          <w:szCs w:val="21"/>
-          <w:lang w:eastAsia="zh-CN"/>
-        </w:rPr>
-        <w:t>、</w:t>
-      </w:r>
-      <w:r>
-        <w:rPr>
-          <w:rFonts w:ascii="Times New Roman" w:eastAsia="楷体" w:hAnsi="Times New Roman" w:cs="Times New Roman"/>
-          <w:sz w:val="21"/>
-          <w:szCs w:val="21"/>
-          <w:lang w:eastAsia="zh-CN"/>
-        </w:rPr>
-        <w:t xml:space="preserve">Retriever </w:t>
-      </w:r>
-      <w:r>
-        <w:rPr>
-          <w:rFonts w:ascii="楷体" w:eastAsia="楷体" w:hAnsi="楷体"/>
-          <w:sz w:val="21"/>
-          <w:szCs w:val="21"/>
-          <w:lang w:eastAsia="zh-CN"/>
-        </w:rPr>
-        <w:t>优化及</w:t>
+          <w:rFonts w:ascii="Times New Roman" w:eastAsia="楷体" w:hAnsi="Times New Roman" w:cs="Times New Roman" w:hint="eastAsia"/>
+          <w:sz w:val="21"/>
+          <w:szCs w:val="21"/>
+          <w:lang w:eastAsia="zh-CN"/>
+        </w:rPr>
+        <w:t xml:space="preserve">RAG </w:t>
+      </w:r>
+      <w:r>
+        <w:rPr>
+          <w:rFonts w:ascii="Times New Roman" w:eastAsia="楷体" w:hAnsi="Times New Roman" w:cs="Times New Roman" w:hint="eastAsia"/>
+          <w:sz w:val="21"/>
+          <w:szCs w:val="21"/>
+          <w:lang w:eastAsia="zh-CN"/>
+        </w:rPr>
+        <w:t>常见</w:t>
+      </w:r>
+      <w:r>
+        <w:rPr>
+          <w:rFonts w:ascii="楷体" w:eastAsia="楷体" w:hAnsi="楷体"/>
+          <w:b/>
+          <w:bCs/>
+          <w:sz w:val="21"/>
+          <w:szCs w:val="21"/>
+          <w:lang w:eastAsia="zh-CN"/>
+        </w:rPr>
+        <w:t>优化</w:t>
+      </w:r>
+      <w:r>
+        <w:rPr>
+          <w:rFonts w:ascii="楷体" w:eastAsia="楷体" w:hAnsi="楷体" w:hint="eastAsia"/>
+          <w:b/>
+          <w:bCs/>
+          <w:sz w:val="21"/>
+          <w:szCs w:val="21"/>
+          <w:lang w:eastAsia="zh-CN"/>
+        </w:rPr>
+        <w:t>策略</w:t>
+      </w:r>
+      <w:r>
+        <w:rPr>
+          <w:rFonts w:ascii="楷体" w:eastAsia="楷体" w:hAnsi="楷体"/>
+          <w:sz w:val="21"/>
+          <w:szCs w:val="21"/>
+          <w:lang w:eastAsia="zh-CN"/>
+        </w:rPr>
+        <w:t>及</w:t>
       </w:r>
       <w:r>
         <w:rPr>
@@ -2204,7 +2149,25 @@
           <w:szCs w:val="21"/>
           <w:lang w:eastAsia="zh-CN"/>
         </w:rPr>
-        <w:t>体系，了解</w:t>
+        <w:t>体系</w:t>
+      </w:r>
+      <w:r>
+        <w:rPr>
+          <w:rFonts w:ascii="楷体" w:eastAsia="楷体" w:hAnsi="楷体" w:hint="eastAsia"/>
+          <w:sz w:val="21"/>
+          <w:szCs w:val="21"/>
+          <w:lang w:eastAsia="zh-CN"/>
+        </w:rPr>
+        <w:t>；</w:t>
+      </w:r>
+      <w:r>
+        <w:rPr>
+          <w:rFonts w:ascii="楷体" w:eastAsia="楷体" w:hAnsi="楷体"/>
+          <w:sz w:val="21"/>
+          <w:szCs w:val="21"/>
+          <w:lang w:eastAsia="zh-CN"/>
+        </w:rPr>
+        <w:t>了解</w:t>
       </w:r>
       <w:r>
         <w:rPr>
@@ -2278,26 +2241,22 @@
       </w:r>
       <w:r>
         <w:rPr>
-          <w:rFonts w:ascii="Times New Roman" w:eastAsia="楷体" w:hAnsi="Times New Roman" w:cs="Times New Roman"/>
+          <w:rFonts w:ascii="楷体" w:eastAsia="楷体" w:hAnsi="楷体" w:hint="eastAsia"/>
           <w:sz w:val="21"/>
           <w:szCs w:val="21"/>
           <w:lang w:eastAsia="zh-CN"/>
         </w:rPr>
         <w:t xml:space="preserve"> </w:t>
       </w:r>
-      <w:proofErr w:type="spellStart"/>
-      <w:r>
-        <w:rPr>
-          <w:rFonts w:ascii="Times New Roman" w:eastAsia="楷体" w:hAnsi="Times New Roman" w:cs="Times New Roman"/>
-          <w:b/>
-          <w:bCs/>
+      <w:r>
+        <w:rPr>
+          <w:rFonts w:ascii="Times New Roman" w:eastAsia="楷体" w:hAnsi="Times New Roman" w:cs="Times New Roman"/>
           <w:sz w:val="21"/>
           <w:szCs w:val="21"/>
           <w:lang w:eastAsia="zh-CN"/>
         </w:rPr>
         <w:t>LangChain</w:t>
       </w:r>
-      <w:proofErr w:type="spellEnd"/>
       <w:r>
         <w:rPr>
           <w:rFonts w:ascii="Times New Roman" w:eastAsia="楷体" w:hAnsi="Times New Roman" w:cs="Times New Roman"/>
@@ -2307,7 +2266,6 @@
         </w:rPr>
         <w:t>、</w:t>
       </w:r>
-      <w:proofErr w:type="spellStart"/>
       <w:r>
         <w:rPr>
           <w:rFonts w:ascii="Times New Roman" w:eastAsia="楷体" w:hAnsi="Times New Roman" w:cs="Times New Roman"/>
@@ -2317,7 +2275,69 @@
         </w:rPr>
         <w:t>LangGraph</w:t>
       </w:r>
-      <w:proofErr w:type="spellEnd"/>
+      <w:r>
+        <w:rPr>
+          <w:rFonts w:ascii="Times New Roman" w:eastAsia="楷体" w:hAnsi="Times New Roman" w:cs="Times New Roman" w:hint="eastAsia"/>
+          <w:sz w:val="21"/>
+          <w:szCs w:val="21"/>
+          <w:lang w:eastAsia="zh-CN"/>
+        </w:rPr>
+        <w:t xml:space="preserve"> </w:t>
+      </w:r>
+      <w:r>
+        <w:rPr>
+          <w:rFonts w:ascii="楷体" w:eastAsia="楷体" w:hAnsi="楷体"/>
+          <w:sz w:val="21"/>
+          <w:szCs w:val="21"/>
+          <w:lang w:eastAsia="zh-CN"/>
+        </w:rPr>
+        <w:t>等</w:t>
+      </w:r>
+      <w:r>
+        <w:rPr>
+          <w:rFonts w:ascii="楷体" w:eastAsia="楷体" w:hAnsi="楷体" w:hint="eastAsia"/>
+          <w:sz w:val="21"/>
+          <w:szCs w:val="21"/>
+          <w:lang w:eastAsia="zh-CN"/>
+        </w:rPr>
+        <w:t xml:space="preserve"> </w:t>
+      </w:r>
+      <w:r>
+        <w:rPr>
+          <w:rFonts w:ascii="Times New Roman" w:eastAsia="楷体" w:hAnsi="Times New Roman" w:cs="Times New Roman"/>
+          <w:sz w:val="21"/>
+          <w:szCs w:val="21"/>
+          <w:lang w:eastAsia="zh-CN"/>
+        </w:rPr>
+        <w:t>AI</w:t>
+      </w:r>
+      <w:r>
+        <w:rPr>
+          <w:rFonts w:ascii="Times New Roman" w:eastAsia="楷体" w:hAnsi="Times New Roman" w:cs="Times New Roman" w:hint="eastAsia"/>
+          <w:sz w:val="21"/>
+          <w:szCs w:val="21"/>
+          <w:lang w:eastAsia="zh-CN"/>
+        </w:rPr>
+        <w:t xml:space="preserve"> </w:t>
+      </w:r>
+      <w:r>
+        <w:rPr>
+          <w:rFonts w:ascii="楷体" w:eastAsia="楷体" w:hAnsi="楷体"/>
+          <w:sz w:val="21"/>
+          <w:szCs w:val="21"/>
+          <w:lang w:eastAsia="zh-CN"/>
+        </w:rPr>
+        <w:t xml:space="preserve">开发框架，能灵活组合 </w:t>
+      </w:r>
+      <w:r>
+        <w:rPr>
+          <w:rFonts w:ascii="Times New Roman" w:eastAsia="楷体" w:hAnsi="Times New Roman" w:cs="Times New Roman"/>
+          <w:sz w:val="21"/>
+          <w:szCs w:val="21"/>
+          <w:lang w:eastAsia="zh-CN"/>
+        </w:rPr>
+        <w:t>Agent</w:t>
+      </w:r>
       <w:r>
         <w:rPr>
           <w:rFonts w:ascii="Times New Roman" w:eastAsia="楷体" w:hAnsi="Times New Roman" w:cs="Times New Roman"/>
@@ -2327,20 +2347,36 @@
         </w:rPr>
         <w:t>、</w:t>
       </w:r>
-      <w:proofErr w:type="spellStart"/>
-      <w:r>
-        <w:rPr>
-          <w:rFonts w:ascii="Times New Roman" w:eastAsia="楷体" w:hAnsi="Times New Roman" w:cs="Times New Roman"/>
-          <w:sz w:val="21"/>
-          <w:szCs w:val="21"/>
-          <w:lang w:eastAsia="zh-CN"/>
-        </w:rPr>
-        <w:t>Dify</w:t>
-      </w:r>
-      <w:proofErr w:type="spellEnd"/>
-      <w:r>
-        <w:rPr>
-          <w:rFonts w:ascii="Times New Roman" w:eastAsia="楷体" w:hAnsi="Times New Roman" w:cs="Times New Roman"/>
+      <w:r>
+        <w:rPr>
+          <w:rFonts w:ascii="Times New Roman" w:eastAsia="楷体" w:hAnsi="Times New Roman" w:cs="Times New Roman"/>
+          <w:sz w:val="21"/>
+          <w:szCs w:val="21"/>
+          <w:lang w:eastAsia="zh-CN"/>
+        </w:rPr>
+        <w:t>RAG</w:t>
+      </w:r>
+      <w:r>
+        <w:rPr>
+          <w:rFonts w:ascii="Times New Roman" w:eastAsia="楷体" w:hAnsi="Times New Roman" w:cs="Times New Roman"/>
+          <w:sz w:val="21"/>
+          <w:szCs w:val="21"/>
+          <w:lang w:eastAsia="zh-CN"/>
+        </w:rPr>
+        <w:t>、</w:t>
+      </w:r>
+      <w:r>
+        <w:rPr>
+          <w:rFonts w:ascii="Times New Roman" w:eastAsia="楷体" w:hAnsi="Times New Roman" w:cs="Times New Roman"/>
+          <w:sz w:val="21"/>
+          <w:szCs w:val="21"/>
+          <w:lang w:eastAsia="zh-CN"/>
+        </w:rPr>
+        <w:t>MCP</w:t>
+      </w:r>
+      <w:r>
+        <w:rPr>
+          <w:rFonts w:ascii="Times New Roman" w:eastAsia="楷体" w:hAnsi="Times New Roman" w:cs="Times New Roman" w:hint="eastAsia"/>
           <w:sz w:val="21"/>
           <w:szCs w:val="21"/>
           <w:lang w:eastAsia="zh-CN"/>
@@ -2354,106 +2390,7 @@
           <w:szCs w:val="21"/>
           <w:lang w:eastAsia="zh-CN"/>
         </w:rPr>
-        <w:t>等</w:t>
-      </w:r>
-      <w:r>
-        <w:rPr>
-          <w:rFonts w:ascii="Times New Roman" w:eastAsia="楷体" w:hAnsi="Times New Roman" w:cs="Times New Roman"/>
-          <w:sz w:val="21"/>
-          <w:szCs w:val="21"/>
-          <w:lang w:eastAsia="zh-CN"/>
-        </w:rPr>
-        <w:t xml:space="preserve"> AI </w:t>
-      </w:r>
-      <w:r>
-        <w:rPr>
-          <w:rFonts w:ascii="楷体" w:eastAsia="楷体" w:hAnsi="楷体"/>
-          <w:sz w:val="21"/>
-          <w:szCs w:val="21"/>
-          <w:lang w:eastAsia="zh-CN"/>
-        </w:rPr>
-        <w:t>应用开发框架，能够灵活组合</w:t>
-      </w:r>
-      <w:r>
-        <w:rPr>
-          <w:rFonts w:ascii="Times New Roman" w:eastAsia="楷体" w:hAnsi="Times New Roman" w:cs="Times New Roman"/>
-          <w:sz w:val="21"/>
-          <w:szCs w:val="21"/>
-          <w:lang w:eastAsia="zh-CN"/>
-        </w:rPr>
-        <w:t xml:space="preserve"> Agent</w:t>
-      </w:r>
-      <w:r>
-        <w:rPr>
-          <w:rFonts w:ascii="Times New Roman" w:eastAsia="楷体" w:hAnsi="Times New Roman" w:cs="Times New Roman"/>
-          <w:sz w:val="21"/>
-          <w:szCs w:val="21"/>
-          <w:lang w:eastAsia="zh-CN"/>
-        </w:rPr>
-        <w:t>、</w:t>
-      </w:r>
-      <w:r>
-        <w:rPr>
-          <w:rFonts w:ascii="Times New Roman" w:eastAsia="楷体" w:hAnsi="Times New Roman" w:cs="Times New Roman"/>
-          <w:sz w:val="21"/>
-          <w:szCs w:val="21"/>
-          <w:lang w:eastAsia="zh-CN"/>
-        </w:rPr>
-        <w:t>RAG</w:t>
-      </w:r>
-      <w:r>
-        <w:rPr>
-          <w:rFonts w:ascii="Times New Roman" w:eastAsia="楷体" w:hAnsi="Times New Roman" w:cs="Times New Roman"/>
-          <w:sz w:val="21"/>
-          <w:szCs w:val="21"/>
-          <w:lang w:eastAsia="zh-CN"/>
-        </w:rPr>
-        <w:t>、</w:t>
-      </w:r>
-      <w:r>
-        <w:rPr>
-          <w:rFonts w:ascii="Times New Roman" w:eastAsia="楷体" w:hAnsi="Times New Roman" w:cs="Times New Roman"/>
-          <w:sz w:val="21"/>
-          <w:szCs w:val="21"/>
-          <w:lang w:eastAsia="zh-CN"/>
-        </w:rPr>
-        <w:t xml:space="preserve">MCP </w:t>
-      </w:r>
-      <w:r>
-        <w:rPr>
-          <w:rFonts w:ascii="楷体" w:eastAsia="楷体" w:hAnsi="楷体"/>
-          <w:sz w:val="21"/>
-          <w:szCs w:val="21"/>
-          <w:lang w:eastAsia="zh-CN"/>
-        </w:rPr>
-        <w:t>等能力，</w:t>
-      </w:r>
-      <w:r>
-        <w:rPr>
-          <w:rFonts w:ascii="楷体" w:eastAsia="楷体" w:hAnsi="楷体"/>
-          <w:sz w:val="21"/>
-          <w:szCs w:val="21"/>
-          <w:lang w:eastAsia="zh-CN"/>
-        </w:rPr>
-        <w:t>完成从原型</w:t>
-      </w:r>
-      <w:r>
-        <w:rPr>
-          <w:rFonts w:ascii="楷体" w:eastAsia="楷体" w:hAnsi="楷体" w:hint="eastAsia"/>
-          <w:sz w:val="21"/>
-          <w:szCs w:val="21"/>
-          <w:lang w:eastAsia="zh-CN"/>
-        </w:rPr>
-        <w:t>设计</w:t>
-      </w:r>
-      <w:r>
-        <w:rPr>
-          <w:rFonts w:ascii="楷体" w:eastAsia="楷体" w:hAnsi="楷体"/>
-          <w:sz w:val="21"/>
-          <w:szCs w:val="21"/>
-          <w:lang w:eastAsia="zh-CN"/>
-        </w:rPr>
-        <w:t>到服务上线的端到端落地</w:t>
+        <w:t>等能力，具备从原型设计到服务上线的端到端落地</w:t>
       </w:r>
       <w:r>
         <w:rPr>
@@ -2535,34 +2472,16 @@
           <w:szCs w:val="21"/>
           <w:lang w:eastAsia="zh-CN"/>
         </w:rPr>
-        <w:t>IO</w:t>
-      </w:r>
-      <w:r>
-        <w:rPr>
-          <w:rFonts w:ascii="楷体" w:eastAsia="楷体" w:hAnsi="楷体"/>
-          <w:sz w:val="21"/>
-          <w:szCs w:val="21"/>
-          <w:lang w:eastAsia="zh-CN"/>
-        </w:rPr>
-        <w:t>、</w:t>
-      </w:r>
-      <w:r>
-        <w:rPr>
-          <w:rFonts w:ascii="Times New Roman" w:eastAsia="楷体" w:hAnsi="Times New Roman" w:cs="Times New Roman"/>
-          <w:sz w:val="21"/>
-          <w:szCs w:val="21"/>
-          <w:lang w:eastAsia="zh-CN"/>
-        </w:rPr>
-        <w:t xml:space="preserve">Java8 </w:t>
-      </w:r>
-      <w:r>
-        <w:rPr>
-          <w:rFonts w:ascii="楷体" w:eastAsia="楷体" w:hAnsi="楷体"/>
-          <w:sz w:val="21"/>
-          <w:szCs w:val="21"/>
-          <w:lang w:eastAsia="zh-CN"/>
-        </w:rPr>
-        <w:t>特性以及</w:t>
+        <w:t xml:space="preserve">IO </w:t>
+      </w:r>
+      <w:r>
+        <w:rPr>
+          <w:rFonts w:ascii="楷体" w:eastAsia="楷体" w:hAnsi="楷体"/>
+          <w:sz w:val="21"/>
+          <w:szCs w:val="21"/>
+          <w:lang w:eastAsia="zh-CN"/>
+        </w:rPr>
+        <w:t>以及</w:t>
       </w:r>
       <w:r>
         <w:rPr>
@@ -2807,7 +2726,7 @@
         </w:tabs>
         <w:ind w:left="305" w:hanging="199"/>
         <w:rPr>
-          <w:rFonts w:ascii="楷体" w:eastAsia="楷体" w:hAnsi="楷体" w:hint="eastAsia"/>
+          <w:rFonts w:ascii="楷体" w:eastAsia="楷体" w:hAnsi="楷体"/>
           <w:sz w:val="21"/>
           <w:szCs w:val="21"/>
           <w:lang w:eastAsia="zh-CN"/>
@@ -2856,27 +2775,16 @@
           <w:szCs w:val="21"/>
           <w:lang w:eastAsia="zh-CN"/>
         </w:rPr>
-        <w:t>）进行</w:t>
-      </w:r>
-      <w:proofErr w:type="gramStart"/>
-      <w:r>
-        <w:rPr>
-          <w:rFonts w:ascii="楷体" w:eastAsia="楷体" w:hAnsi="楷体"/>
-          <w:sz w:val="21"/>
-          <w:szCs w:val="21"/>
-          <w:lang w:eastAsia="zh-CN"/>
-        </w:rPr>
-        <w:t>微服务</w:t>
-      </w:r>
-      <w:proofErr w:type="gramEnd"/>
-      <w:r>
-        <w:rPr>
-          <w:rFonts w:ascii="楷体" w:eastAsia="楷体" w:hAnsi="楷体"/>
-          <w:sz w:val="21"/>
-          <w:szCs w:val="21"/>
-          <w:lang w:eastAsia="zh-CN"/>
-        </w:rPr>
-        <w:t>开发，</w:t>
+        <w:t>）进行微服务开发</w:t>
+      </w:r>
+      <w:r>
+        <w:rPr>
+          <w:rFonts w:ascii="楷体" w:eastAsia="楷体" w:hAnsi="楷体" w:hint="eastAsia"/>
+          <w:sz w:val="21"/>
+          <w:szCs w:val="21"/>
+          <w:lang w:eastAsia="zh-CN"/>
+        </w:rPr>
+        <w:t>；</w:t>
       </w:r>
       <w:r>
         <w:rPr>
@@ -2922,6 +2830,228 @@
           <w:lang w:eastAsia="zh-CN"/>
         </w:rPr>
         <w:t>等中间件</w:t>
+      </w:r>
+    </w:p>
+    <w:p>
+      <w:pPr>
+        <w:pStyle w:val="ab"/>
+        <w:numPr>
+          <w:ilvl w:val="0"/>
+          <w:numId w:val="2"/>
+        </w:numPr>
+        <w:tabs>
+          <w:tab w:val="left" w:pos="306"/>
+        </w:tabs>
+        <w:ind w:left="305" w:hanging="199"/>
+        <w:rPr>
+          <w:rFonts w:ascii="楷体" w:eastAsia="楷体" w:hAnsi="楷体"/>
+          <w:sz w:val="21"/>
+          <w:szCs w:val="21"/>
+          <w:lang w:eastAsia="zh-CN"/>
+        </w:rPr>
+      </w:pPr>
+      <w:r>
+        <w:rPr>
+          <w:rFonts w:ascii="楷体" w:eastAsia="楷体" w:hAnsi="楷体" w:hint="eastAsia"/>
+          <w:sz w:val="21"/>
+          <w:szCs w:val="21"/>
+          <w:lang w:eastAsia="zh-CN"/>
+        </w:rPr>
+        <w:t xml:space="preserve">熟练使用 </w:t>
+      </w:r>
+      <w:r>
+        <w:rPr>
+          <w:rFonts w:ascii="Times New Roman" w:eastAsia="楷体" w:hAnsi="Times New Roman" w:cs="Times New Roman"/>
+          <w:sz w:val="21"/>
+          <w:szCs w:val="21"/>
+          <w:lang w:eastAsia="zh-CN"/>
+        </w:rPr>
+        <w:t>Linux</w:t>
+      </w:r>
+      <w:r>
+        <w:rPr>
+          <w:rFonts w:ascii="楷体" w:eastAsia="楷体" w:hAnsi="楷体" w:hint="eastAsia"/>
+          <w:sz w:val="21"/>
+          <w:szCs w:val="21"/>
+          <w:lang w:eastAsia="zh-CN"/>
+        </w:rPr>
+        <w:t>、</w:t>
+      </w:r>
+      <w:r>
+        <w:rPr>
+          <w:rFonts w:ascii="Times New Roman" w:eastAsia="楷体" w:hAnsi="Times New Roman" w:cs="Times New Roman"/>
+          <w:sz w:val="21"/>
+          <w:szCs w:val="21"/>
+          <w:lang w:eastAsia="zh-CN"/>
+        </w:rPr>
+        <w:t>Docker</w:t>
+      </w:r>
+      <w:r>
+        <w:rPr>
+          <w:rFonts w:ascii="Times New Roman" w:eastAsia="楷体" w:hAnsi="Times New Roman" w:cs="Times New Roman" w:hint="eastAsia"/>
+          <w:b/>
+          <w:bCs/>
+          <w:sz w:val="21"/>
+          <w:szCs w:val="21"/>
+          <w:lang w:eastAsia="zh-CN"/>
+        </w:rPr>
+        <w:t xml:space="preserve"> </w:t>
+      </w:r>
+      <w:r>
+        <w:rPr>
+          <w:rFonts w:ascii="Times New Roman" w:eastAsia="楷体" w:hAnsi="Times New Roman" w:cs="Times New Roman" w:hint="eastAsia"/>
+          <w:b/>
+          <w:bCs/>
+          <w:sz w:val="21"/>
+          <w:szCs w:val="21"/>
+          <w:lang w:eastAsia="zh-CN"/>
+        </w:rPr>
+        <w:t>、</w:t>
+      </w:r>
+      <w:r>
+        <w:rPr>
+          <w:rFonts w:ascii="Times New Roman" w:eastAsia="楷体" w:hAnsi="Times New Roman" w:cs="Times New Roman" w:hint="eastAsia"/>
+          <w:sz w:val="21"/>
+          <w:szCs w:val="21"/>
+          <w:lang w:eastAsia="zh-CN"/>
+        </w:rPr>
+        <w:t xml:space="preserve">Git </w:t>
+      </w:r>
+      <w:r>
+        <w:rPr>
+          <w:rFonts w:ascii="楷体" w:eastAsia="楷体" w:hAnsi="楷体" w:hint="eastAsia"/>
+          <w:sz w:val="21"/>
+          <w:szCs w:val="21"/>
+          <w:lang w:eastAsia="zh-CN"/>
+        </w:rPr>
+        <w:t xml:space="preserve">常用基本命令，了解 </w:t>
+      </w:r>
+      <w:r>
+        <w:rPr>
+          <w:rFonts w:ascii="Times New Roman" w:eastAsia="楷体" w:hAnsi="Times New Roman" w:cs="Times New Roman"/>
+          <w:sz w:val="21"/>
+          <w:szCs w:val="21"/>
+          <w:lang w:eastAsia="zh-CN"/>
+        </w:rPr>
+        <w:t>CI/CD</w:t>
+      </w:r>
+      <w:r>
+        <w:rPr>
+          <w:rFonts w:ascii="楷体" w:eastAsia="楷体" w:hAnsi="楷体" w:hint="eastAsia"/>
+          <w:sz w:val="21"/>
+          <w:szCs w:val="21"/>
+          <w:lang w:eastAsia="zh-CN"/>
+        </w:rPr>
+        <w:t>，并且具备应用部署、运行过程中基本排错能力</w:t>
+      </w:r>
+    </w:p>
+    <w:p>
+      <w:pPr>
+        <w:pStyle w:val="ab"/>
+        <w:numPr>
+          <w:ilvl w:val="0"/>
+          <w:numId w:val="2"/>
+        </w:numPr>
+        <w:tabs>
+          <w:tab w:val="left" w:pos="306"/>
+        </w:tabs>
+        <w:ind w:left="305" w:hanging="199"/>
+        <w:rPr>
+          <w:rFonts w:ascii="楷体" w:eastAsia="楷体" w:hAnsi="楷体" w:hint="eastAsia"/>
+          <w:sz w:val="21"/>
+          <w:szCs w:val="21"/>
+          <w:lang w:eastAsia="zh-CN"/>
+        </w:rPr>
+      </w:pPr>
+      <w:r>
+        <w:rPr>
+          <w:rFonts w:ascii="楷体" w:eastAsia="楷体" w:hAnsi="楷体" w:hint="eastAsia"/>
+          <w:sz w:val="21"/>
+          <w:szCs w:val="21"/>
+          <w:lang w:eastAsia="zh-CN"/>
+        </w:rPr>
+        <w:t xml:space="preserve">了解主流的前端框架以及组件，如 </w:t>
+      </w:r>
+      <w:r>
+        <w:rPr>
+          <w:rFonts w:ascii="Times New Roman" w:eastAsia="楷体" w:hAnsi="Times New Roman" w:cs="Times New Roman"/>
+          <w:sz w:val="21"/>
+          <w:szCs w:val="21"/>
+          <w:lang w:eastAsia="zh-CN"/>
+        </w:rPr>
+        <w:t>Vue</w:t>
+      </w:r>
+      <w:r>
+        <w:rPr>
+          <w:rFonts w:ascii="楷体" w:eastAsia="楷体" w:hAnsi="楷体" w:hint="eastAsia"/>
+          <w:sz w:val="21"/>
+          <w:szCs w:val="21"/>
+          <w:lang w:eastAsia="zh-CN"/>
+        </w:rPr>
+        <w:t>、</w:t>
+      </w:r>
+      <w:r>
+        <w:rPr>
+          <w:rFonts w:ascii="Times New Roman" w:eastAsia="楷体" w:hAnsi="Times New Roman" w:cs="Times New Roman"/>
+          <w:sz w:val="21"/>
+          <w:szCs w:val="21"/>
+          <w:lang w:eastAsia="zh-CN"/>
+        </w:rPr>
+        <w:t>uni-app</w:t>
+      </w:r>
+      <w:r>
+        <w:rPr>
+          <w:rFonts w:ascii="楷体" w:eastAsia="楷体" w:hAnsi="楷体" w:hint="eastAsia"/>
+          <w:sz w:val="21"/>
+          <w:szCs w:val="21"/>
+          <w:lang w:eastAsia="zh-CN"/>
+        </w:rPr>
+        <w:t>、</w:t>
+      </w:r>
+      <w:r>
+        <w:rPr>
+          <w:rFonts w:ascii="Times New Roman" w:eastAsia="楷体" w:hAnsi="Times New Roman" w:cs="Times New Roman"/>
+          <w:sz w:val="21"/>
+          <w:szCs w:val="21"/>
+          <w:lang w:eastAsia="zh-CN"/>
+        </w:rPr>
+        <w:t>Ant Design Vue</w:t>
+      </w:r>
+      <w:r>
+        <w:rPr>
+          <w:rFonts w:ascii="楷体" w:eastAsia="楷体" w:hAnsi="楷体" w:hint="eastAsia"/>
+          <w:sz w:val="21"/>
+          <w:szCs w:val="21"/>
+          <w:lang w:eastAsia="zh-CN"/>
+        </w:rPr>
+        <w:t>、</w:t>
+      </w:r>
+      <w:r>
+        <w:rPr>
+          <w:rFonts w:ascii="Times New Roman" w:eastAsia="楷体" w:hAnsi="Times New Roman" w:cs="Times New Roman"/>
+          <w:sz w:val="21"/>
+          <w:szCs w:val="21"/>
+          <w:lang w:eastAsia="zh-CN"/>
+        </w:rPr>
+        <w:t>Element Plus</w:t>
+      </w:r>
+      <w:r>
+        <w:rPr>
+          <w:rFonts w:ascii="Times New Roman" w:eastAsia="楷体" w:hAnsi="Times New Roman" w:cs="Times New Roman" w:hint="eastAsia"/>
+          <w:sz w:val="21"/>
+          <w:szCs w:val="21"/>
+          <w:lang w:eastAsia="zh-CN"/>
+        </w:rPr>
+        <w:t xml:space="preserve"> </w:t>
+      </w:r>
+      <w:r>
+        <w:rPr>
+          <w:rFonts w:ascii="楷体" w:eastAsia="楷体" w:hAnsi="楷体" w:hint="eastAsia"/>
+          <w:sz w:val="21"/>
+          <w:szCs w:val="21"/>
+          <w:lang w:eastAsia="zh-CN"/>
+        </w:rPr>
+        <w:t>等</w:t>
       </w:r>
     </w:p>
     <w:p>
@@ -3000,7 +3130,7 @@
                     <pic:cNvPicPr/>
                   </pic:nvPicPr>
                   <pic:blipFill>
-                    <a:blip r:embed="rId13" cstate="print">
+                    <a:blip r:embed="rId14" cstate="print">
                       <a:extLst>
                         <a:ext uri="{28A0092B-C50C-407E-A947-70E740481C1C}">
                           <a14:useLocalDpi xmlns:a14="http://schemas.microsoft.com/office/drawing/2010/main" val="0"/>
@@ -3092,7 +3222,6 @@
         </w:rPr>
         <w:t>/</w:t>
       </w:r>
-      <w:proofErr w:type="gramStart"/>
       <w:r>
         <w:rPr>
           <w:rFonts w:ascii="Times New Roman" w:eastAsia="楷体" w:hAnsi="Times New Roman" w:cs="Times New Roman" w:hint="eastAsia"/>
@@ -3102,19 +3231,7 @@
           <w:szCs w:val="24"/>
           <w:lang w:eastAsia="zh-CN"/>
         </w:rPr>
-        <w:t>数科技</w:t>
-      </w:r>
-      <w:proofErr w:type="gramEnd"/>
-      <w:r>
-        <w:rPr>
-          <w:rFonts w:ascii="Times New Roman" w:eastAsia="楷体" w:hAnsi="Times New Roman" w:cs="Times New Roman" w:hint="eastAsia"/>
-          <w:b/>
-          <w:bCs/>
-          <w:sz w:val="24"/>
-          <w:szCs w:val="24"/>
-          <w:lang w:eastAsia="zh-CN"/>
-        </w:rPr>
-        <w:t>术部</w:t>
+        <w:t>数科技术部</w:t>
       </w:r>
       <w:r>
         <w:rPr>
@@ -3328,62 +3445,18 @@
           <w:szCs w:val="21"/>
           <w:lang w:eastAsia="zh-CN"/>
         </w:rPr>
-        <w:t>随机猜测导致的"</w:t>
-      </w:r>
-      <w:proofErr w:type="gramStart"/>
-      <w:r>
-        <w:rPr>
-          <w:rFonts w:ascii="楷体" w:eastAsia="楷体" w:hAnsi="楷体"/>
-          <w:sz w:val="21"/>
-          <w:szCs w:val="21"/>
-          <w:lang w:eastAsia="zh-CN"/>
-        </w:rPr>
-        <w:t>问数幻觉</w:t>
-      </w:r>
-      <w:proofErr w:type="gramEnd"/>
-      <w:r>
-        <w:rPr>
-          <w:rFonts w:ascii="楷体" w:eastAsia="楷体" w:hAnsi="楷体"/>
-          <w:sz w:val="21"/>
-          <w:szCs w:val="21"/>
-          <w:lang w:eastAsia="zh-CN"/>
-        </w:rPr>
-        <w:t>"问题，提出</w:t>
-      </w:r>
-      <w:r>
-        <w:rPr>
-          <w:rFonts w:ascii="Times New Roman" w:eastAsia="楷体" w:hAnsi="Times New Roman" w:cs="Times New Roman"/>
-          <w:b/>
-          <w:bCs/>
-          <w:sz w:val="21"/>
-          <w:szCs w:val="21"/>
-          <w:lang w:eastAsia="zh-CN"/>
-        </w:rPr>
-        <w:t xml:space="preserve"> </w:t>
-      </w:r>
-      <w:proofErr w:type="spellStart"/>
-      <w:r>
-        <w:rPr>
-          <w:rFonts w:ascii="Times New Roman" w:eastAsia="楷体" w:hAnsi="Times New Roman" w:cs="Times New Roman"/>
-          <w:b/>
-          <w:bCs/>
-          <w:sz w:val="21"/>
-          <w:szCs w:val="21"/>
-          <w:lang w:eastAsia="zh-CN"/>
-        </w:rPr>
-        <w:t>OntoClarify</w:t>
-      </w:r>
-      <w:proofErr w:type="spellEnd"/>
-      <w:r>
-        <w:rPr>
-          <w:rFonts w:ascii="Times New Roman" w:eastAsia="楷体" w:hAnsi="Times New Roman" w:cs="Times New Roman"/>
-          <w:b/>
-          <w:bCs/>
-          <w:sz w:val="21"/>
-          <w:szCs w:val="21"/>
-          <w:lang w:eastAsia="zh-CN"/>
-        </w:rPr>
-        <w:t xml:space="preserve"> </w:t>
+        <w:t>随机猜测导致的"问数幻觉"问题，提出</w:t>
+      </w:r>
+      <w:r>
+        <w:rPr>
+          <w:rFonts w:ascii="Times New Roman" w:eastAsia="楷体" w:hAnsi="Times New Roman" w:cs="Times New Roman"/>
+          <w:b/>
+          <w:bCs/>
+          <w:sz w:val="21"/>
+          <w:szCs w:val="21"/>
+          <w:lang w:eastAsia="zh-CN"/>
+        </w:rPr>
+        <w:t xml:space="preserve"> OntoClarify </w:t>
       </w:r>
       <w:r>
         <w:rPr>
@@ -4147,27 +4220,7 @@
           <w:szCs w:val="21"/>
           <w:lang w:eastAsia="zh-CN"/>
         </w:rPr>
-        <w:t xml:space="preserve"> </w:t>
-      </w:r>
-      <w:proofErr w:type="spellStart"/>
-      <w:r>
-        <w:rPr>
-          <w:rFonts w:ascii="Times New Roman" w:eastAsia="楷体" w:hAnsi="Times New Roman" w:cs="Times New Roman"/>
-          <w:sz w:val="21"/>
-          <w:szCs w:val="21"/>
-          <w:lang w:eastAsia="zh-CN"/>
-        </w:rPr>
-        <w:t>ClarQ</w:t>
-      </w:r>
-      <w:proofErr w:type="spellEnd"/>
-      <w:r>
-        <w:rPr>
-          <w:rFonts w:ascii="Times New Roman" w:eastAsia="楷体" w:hAnsi="Times New Roman" w:cs="Times New Roman"/>
-          <w:sz w:val="21"/>
-          <w:szCs w:val="21"/>
-          <w:lang w:eastAsia="zh-CN"/>
-        </w:rPr>
-        <w:t>-SQL Benchmark</w:t>
+        <w:t xml:space="preserve"> ClarQ-SQL Benchmark</w:t>
       </w:r>
       <w:r>
         <w:rPr>
@@ -4320,7 +4373,7 @@
                     <pic:cNvPicPr/>
                   </pic:nvPicPr>
                   <pic:blipFill>
-                    <a:blip r:embed="rId14"/>
+                    <a:blip r:embed="rId15"/>
                     <a:stretch>
                       <a:fillRect/>
                     </a:stretch>
@@ -4346,7 +4399,6 @@
         </w:rPr>
         <w:t xml:space="preserve"> </w:t>
       </w:r>
-      <w:proofErr w:type="gramStart"/>
       <w:r>
         <w:rPr>
           <w:rFonts w:ascii="楷体" w:eastAsia="楷体" w:hAnsi="楷体" w:hint="eastAsia"/>
@@ -4358,7 +4410,6 @@
         </w:rPr>
         <w:t>腾讯</w:t>
       </w:r>
-      <w:proofErr w:type="gramEnd"/>
       <w:r>
         <w:rPr>
           <w:rFonts w:ascii="楷体" w:eastAsia="楷体" w:hAnsi="楷体"/>
@@ -4403,7 +4454,6 @@
         </w:rPr>
         <w:t>CSIG/</w:t>
       </w:r>
-      <w:proofErr w:type="gramStart"/>
       <w:r>
         <w:rPr>
           <w:rFonts w:ascii="Times New Roman" w:eastAsia="楷体" w:hAnsi="Times New Roman" w:cs="Times New Roman" w:hint="eastAsia"/>
@@ -4413,19 +4463,7 @@
           <w:szCs w:val="24"/>
           <w:lang w:eastAsia="zh-CN"/>
         </w:rPr>
-        <w:t>腾讯会议</w:t>
-      </w:r>
-      <w:proofErr w:type="gramEnd"/>
-      <w:r>
-        <w:rPr>
-          <w:rFonts w:ascii="Times New Roman" w:eastAsia="楷体" w:hAnsi="Times New Roman" w:cs="Times New Roman" w:hint="eastAsia"/>
-          <w:b/>
-          <w:bCs/>
-          <w:sz w:val="24"/>
-          <w:szCs w:val="24"/>
-          <w:lang w:eastAsia="zh-CN"/>
-        </w:rPr>
-        <w:t>产品部</w:t>
+        <w:t>腾讯会议产品部</w:t>
       </w:r>
       <w:r>
         <w:rPr>
@@ -4628,27 +4666,25 @@
           <w:szCs w:val="21"/>
           <w:lang w:eastAsia="zh-CN"/>
         </w:rPr>
-        <w:t xml:space="preserve"> </w:t>
-      </w:r>
-      <w:proofErr w:type="spellStart"/>
-      <w:r>
-        <w:rPr>
-          <w:rFonts w:ascii="Times New Roman" w:eastAsia="楷体" w:hAnsi="Times New Roman" w:cs="Times New Roman"/>
-          <w:sz w:val="21"/>
-          <w:szCs w:val="21"/>
-          <w:lang w:eastAsia="zh-CN"/>
-        </w:rPr>
-        <w:t>OpenSpec</w:t>
-      </w:r>
-      <w:proofErr w:type="spellEnd"/>
-      <w:r>
-        <w:rPr>
-          <w:rFonts w:ascii="Times New Roman" w:eastAsia="楷体" w:hAnsi="Times New Roman" w:cs="Times New Roman"/>
-          <w:sz w:val="21"/>
-          <w:szCs w:val="21"/>
-          <w:lang w:eastAsia="zh-CN"/>
-        </w:rPr>
-        <w:t xml:space="preserve"> + Superpowers </w:t>
+        <w:t xml:space="preserve"> OpenSpec </w:t>
+      </w:r>
+      <w:r>
+        <w:rPr>
+          <w:rFonts w:ascii="Times New Roman" w:eastAsia="楷体" w:hAnsi="Times New Roman" w:cs="Times New Roman" w:hint="eastAsia"/>
+          <w:sz w:val="21"/>
+          <w:szCs w:val="21"/>
+          <w:lang w:eastAsia="zh-CN"/>
+        </w:rPr>
+        <w:t>与</w:t>
+      </w:r>
+      <w:r>
+        <w:rPr>
+          <w:rFonts w:ascii="Times New Roman" w:eastAsia="楷体" w:hAnsi="Times New Roman" w:cs="Times New Roman"/>
+          <w:sz w:val="21"/>
+          <w:szCs w:val="21"/>
+          <w:lang w:eastAsia="zh-CN"/>
+        </w:rPr>
+        <w:t xml:space="preserve"> Superpowers </w:t>
       </w:r>
       <w:r>
         <w:rPr>
@@ -4683,21 +4719,39 @@
       </w:r>
       <w:r>
         <w:rPr>
-          <w:rFonts w:ascii="楷体" w:eastAsia="楷体" w:hAnsi="楷体"/>
-          <w:sz w:val="21"/>
-          <w:szCs w:val="21"/>
-          <w:lang w:eastAsia="zh-CN"/>
-        </w:rPr>
-        <w:t>，设计</w:t>
-      </w:r>
-      <w:r>
-        <w:rPr>
-          <w:rFonts w:ascii="Times New Roman" w:eastAsia="楷体" w:hAnsi="Times New Roman" w:cs="Times New Roman"/>
-          <w:sz w:val="21"/>
-          <w:szCs w:val="21"/>
-          <w:lang w:eastAsia="zh-CN"/>
-        </w:rPr>
-        <w:t xml:space="preserve"> Agent.md</w:t>
+          <w:rFonts w:ascii="楷体" w:eastAsia="楷体" w:hAnsi="楷体" w:hint="eastAsia"/>
+          <w:sz w:val="21"/>
+          <w:szCs w:val="21"/>
+          <w:lang w:eastAsia="zh-CN"/>
+        </w:rPr>
+        <w:t>。</w:t>
+      </w:r>
+      <w:r>
+        <w:rPr>
+          <w:rFonts w:ascii="楷体" w:eastAsia="楷体" w:hAnsi="楷体" w:hint="eastAsia"/>
+          <w:sz w:val="21"/>
+          <w:szCs w:val="21"/>
+          <w:lang w:eastAsia="zh-CN"/>
+        </w:rPr>
+        <w:t>引入</w:t>
+      </w:r>
+      <w:r>
+        <w:rPr>
+          <w:rFonts w:ascii="Times New Roman" w:eastAsia="楷体" w:hAnsi="Times New Roman" w:cs="Times New Roman"/>
+          <w:sz w:val="21"/>
+          <w:szCs w:val="21"/>
+          <w:lang w:eastAsia="zh-CN"/>
+        </w:rPr>
+        <w:t xml:space="preserve"> A</w:t>
+      </w:r>
+      <w:r>
+        <w:rPr>
+          <w:rFonts w:ascii="Times New Roman" w:eastAsia="楷体" w:hAnsi="Times New Roman" w:cs="Times New Roman" w:hint="eastAsia"/>
+          <w:sz w:val="21"/>
+          <w:szCs w:val="21"/>
+          <w:lang w:eastAsia="zh-CN"/>
+        </w:rPr>
+        <w:t>GENTS.md</w:t>
       </w:r>
       <w:r>
         <w:rPr>
@@ -4778,7 +4832,16 @@
           <w:szCs w:val="21"/>
           <w:lang w:eastAsia="zh-CN"/>
         </w:rPr>
-        <w:t>能力约束机制，引入</w:t>
+        <w:t>能力约束机制，</w:t>
+      </w:r>
+      <w:r>
+        <w:rPr>
+          <w:rFonts w:ascii="楷体" w:eastAsia="楷体" w:hAnsi="楷体" w:hint="eastAsia"/>
+          <w:sz w:val="21"/>
+          <w:szCs w:val="21"/>
+          <w:lang w:eastAsia="zh-CN"/>
+        </w:rPr>
+        <w:t>并采用</w:t>
       </w:r>
       <w:r>
         <w:rPr>
@@ -4798,74 +4861,34 @@
           <w:szCs w:val="21"/>
           <w:lang w:eastAsia="zh-CN"/>
         </w:rPr>
-        <w:t>驱动代码生成，并落地覆盖需求、设计、开发、交付的标准化</w:t>
-      </w:r>
-      <w:r>
-        <w:rPr>
-          <w:rFonts w:ascii="Times New Roman" w:eastAsia="楷体" w:hAnsi="Times New Roman" w:cs="Times New Roman"/>
-          <w:sz w:val="21"/>
-          <w:szCs w:val="21"/>
-          <w:lang w:eastAsia="zh-CN"/>
-        </w:rPr>
-        <w:t xml:space="preserve"> Workflow</w:t>
-      </w:r>
-      <w:r>
-        <w:rPr>
-          <w:rFonts w:ascii="楷体" w:eastAsia="楷体" w:hAnsi="楷体"/>
-          <w:sz w:val="21"/>
-          <w:szCs w:val="21"/>
-          <w:lang w:eastAsia="zh-CN"/>
-        </w:rPr>
-        <w:t>，实现</w:t>
-      </w:r>
-      <w:r>
-        <w:rPr>
-          <w:rFonts w:ascii="Times New Roman" w:eastAsia="楷体" w:hAnsi="Times New Roman" w:cs="Times New Roman"/>
-          <w:b/>
-          <w:bCs/>
-          <w:sz w:val="21"/>
-          <w:szCs w:val="21"/>
-          <w:lang w:eastAsia="zh-CN"/>
-        </w:rPr>
-        <w:t xml:space="preserve"> Spec </w:t>
-      </w:r>
-      <w:r>
-        <w:rPr>
-          <w:rFonts w:ascii="楷体" w:eastAsia="楷体" w:hAnsi="楷体"/>
-          <w:b/>
-          <w:bCs/>
-          <w:sz w:val="21"/>
-          <w:szCs w:val="21"/>
-          <w:lang w:eastAsia="zh-CN"/>
-        </w:rPr>
-        <w:t>驱动</w:t>
-      </w:r>
-      <w:r>
-        <w:rPr>
-          <w:rFonts w:ascii="楷体" w:eastAsia="楷体" w:hAnsi="楷体"/>
-          <w:sz w:val="21"/>
-          <w:szCs w:val="21"/>
-          <w:lang w:eastAsia="zh-CN"/>
-        </w:rPr>
-        <w:t>的上下文共享与知识沉淀，提升</w:t>
-      </w:r>
-      <w:r>
-        <w:rPr>
-          <w:rFonts w:ascii="Times New Roman" w:eastAsia="楷体" w:hAnsi="Times New Roman" w:cs="Times New Roman"/>
-          <w:sz w:val="21"/>
-          <w:szCs w:val="21"/>
-          <w:lang w:eastAsia="zh-CN"/>
-        </w:rPr>
-        <w:t xml:space="preserve"> AI </w:t>
-      </w:r>
-      <w:r>
-        <w:rPr>
-          <w:rFonts w:ascii="楷体" w:eastAsia="楷体" w:hAnsi="楷体"/>
-          <w:sz w:val="21"/>
-          <w:szCs w:val="21"/>
-          <w:lang w:eastAsia="zh-CN"/>
-        </w:rPr>
-        <w:t>协同开发效率。</w:t>
+        <w:t>驱动代码生成，落地覆盖需求、设计、开发、交付</w:t>
+      </w:r>
+      <w:r>
+        <w:rPr>
+          <w:rFonts w:ascii="楷体" w:eastAsia="楷体" w:hAnsi="楷体" w:hint="eastAsia"/>
+          <w:sz w:val="21"/>
+          <w:szCs w:val="21"/>
+          <w:lang w:eastAsia="zh-CN"/>
+        </w:rPr>
+        <w:t>全链路</w:t>
+      </w:r>
+      <w:r>
+        <w:rPr>
+          <w:rFonts w:ascii="楷体" w:eastAsia="楷体" w:hAnsi="楷体"/>
+          <w:sz w:val="21"/>
+          <w:szCs w:val="21"/>
+          <w:lang w:eastAsia="zh-CN"/>
+        </w:rPr>
+        <w:t>的标准化</w:t>
+      </w:r>
+      <w:r>
+        <w:rPr>
+          <w:rFonts w:ascii="楷体" w:eastAsia="楷体" w:hAnsi="楷体" w:hint="eastAsia"/>
+          <w:sz w:val="21"/>
+          <w:szCs w:val="21"/>
+          <w:lang w:eastAsia="zh-CN"/>
+        </w:rPr>
+        <w:t>工作流</w:t>
       </w:r>
     </w:p>
     <w:p>
@@ -4912,37 +4935,15 @@
         </w:rPr>
         <w:t>、</w:t>
       </w:r>
-      <w:proofErr w:type="spellStart"/>
-      <w:r>
-        <w:rPr>
-          <w:rFonts w:ascii="Times New Roman" w:eastAsia="楷体" w:hAnsi="Times New Roman" w:cs="Times New Roman"/>
-          <w:sz w:val="21"/>
-          <w:szCs w:val="21"/>
-          <w:lang w:eastAsia="zh-CN"/>
-        </w:rPr>
-        <w:t>openspec</w:t>
-      </w:r>
-      <w:proofErr w:type="spellEnd"/>
-      <w:r>
-        <w:rPr>
-          <w:rFonts w:ascii="Times New Roman" w:eastAsia="楷体" w:hAnsi="Times New Roman" w:cs="Times New Roman"/>
-          <w:sz w:val="21"/>
-          <w:szCs w:val="21"/>
-          <w:lang w:eastAsia="zh-CN"/>
-        </w:rPr>
-        <w:t>-md-</w:t>
-      </w:r>
-      <w:proofErr w:type="spellStart"/>
-      <w:r>
-        <w:rPr>
-          <w:rFonts w:ascii="Times New Roman" w:eastAsia="楷体" w:hAnsi="Times New Roman" w:cs="Times New Roman"/>
-          <w:sz w:val="21"/>
-          <w:szCs w:val="21"/>
-          <w:lang w:eastAsia="zh-CN"/>
-        </w:rPr>
-        <w:t>iwiki</w:t>
-      </w:r>
-      <w:proofErr w:type="spellEnd"/>
+      <w:r>
+        <w:rPr>
+          <w:rFonts w:ascii="Times New Roman" w:eastAsia="楷体" w:hAnsi="Times New Roman" w:cs="Times New Roman"/>
+          <w:sz w:val="21"/>
+          <w:szCs w:val="21"/>
+          <w:lang w:eastAsia="zh-CN"/>
+        </w:rPr>
+        <w:t>openspec-md-iwiki</w:t>
+      </w:r>
       <w:r>
         <w:rPr>
           <w:rFonts w:ascii="Times New Roman" w:eastAsia="楷体" w:hAnsi="Times New Roman" w:cs="Times New Roman"/>
@@ -4952,54 +4953,23 @@
         </w:rPr>
         <w:t>、</w:t>
       </w:r>
-      <w:proofErr w:type="spellStart"/>
-      <w:r>
-        <w:rPr>
-          <w:rFonts w:ascii="Times New Roman" w:eastAsia="楷体" w:hAnsi="Times New Roman" w:cs="Times New Roman"/>
-          <w:sz w:val="21"/>
-          <w:szCs w:val="21"/>
-          <w:lang w:eastAsia="zh-CN"/>
-        </w:rPr>
-        <w:t>iwiki</w:t>
-      </w:r>
-      <w:proofErr w:type="spellEnd"/>
-      <w:r>
-        <w:rPr>
-          <w:rFonts w:ascii="Times New Roman" w:eastAsia="楷体" w:hAnsi="Times New Roman" w:cs="Times New Roman"/>
-          <w:sz w:val="21"/>
-          <w:szCs w:val="21"/>
-          <w:lang w:eastAsia="zh-CN"/>
-        </w:rPr>
-        <w:t>-read</w:t>
-      </w:r>
-      <w:r>
-        <w:rPr>
-          <w:rFonts w:ascii="Times New Roman" w:eastAsia="楷体" w:hAnsi="Times New Roman" w:cs="Times New Roman"/>
-          <w:sz w:val="21"/>
-          <w:szCs w:val="21"/>
-          <w:lang w:eastAsia="zh-CN"/>
-        </w:rPr>
-        <w:t>、</w:t>
-      </w:r>
-      <w:proofErr w:type="spellStart"/>
-      <w:r>
-        <w:rPr>
-          <w:rFonts w:ascii="Times New Roman" w:eastAsia="楷体" w:hAnsi="Times New Roman" w:cs="Times New Roman"/>
-          <w:sz w:val="21"/>
-          <w:szCs w:val="21"/>
-          <w:lang w:eastAsia="zh-CN"/>
-        </w:rPr>
-        <w:t>ifbook</w:t>
-      </w:r>
-      <w:proofErr w:type="spellEnd"/>
-      <w:r>
-        <w:rPr>
-          <w:rFonts w:ascii="Times New Roman" w:eastAsia="楷体" w:hAnsi="Times New Roman" w:cs="Times New Roman"/>
-          <w:sz w:val="21"/>
-          <w:szCs w:val="21"/>
-          <w:lang w:eastAsia="zh-CN"/>
-        </w:rPr>
-        <w:t xml:space="preserve">-pb </w:t>
+      <w:r>
+        <w:rPr>
+          <w:rFonts w:ascii="Times New Roman" w:eastAsia="楷体" w:hAnsi="Times New Roman" w:cs="Times New Roman"/>
+          <w:sz w:val="21"/>
+          <w:szCs w:val="21"/>
+          <w:lang w:eastAsia="zh-CN"/>
+        </w:rPr>
+        <w:t>iwiki-read</w:t>
+      </w:r>
+      <w:r>
+        <w:rPr>
+          <w:rFonts w:ascii="Times New Roman" w:eastAsia="楷体" w:hAnsi="Times New Roman" w:cs="Times New Roman" w:hint="eastAsia"/>
+          <w:sz w:val="21"/>
+          <w:szCs w:val="21"/>
+          <w:lang w:eastAsia="zh-CN"/>
+        </w:rPr>
+        <w:t xml:space="preserve"> </w:t>
       </w:r>
       <w:r>
         <w:rPr>
@@ -5037,27 +5007,7 @@
           <w:szCs w:val="21"/>
           <w:lang w:eastAsia="zh-CN"/>
         </w:rPr>
-        <w:t xml:space="preserve"> </w:t>
-      </w:r>
-      <w:proofErr w:type="spellStart"/>
-      <w:r>
-        <w:rPr>
-          <w:rFonts w:ascii="Times New Roman" w:eastAsia="楷体" w:hAnsi="Times New Roman" w:cs="Times New Roman"/>
-          <w:sz w:val="21"/>
-          <w:szCs w:val="21"/>
-          <w:lang w:eastAsia="zh-CN"/>
-        </w:rPr>
-        <w:t>OpenSpec</w:t>
-      </w:r>
-      <w:proofErr w:type="spellEnd"/>
-      <w:r>
-        <w:rPr>
-          <w:rFonts w:ascii="Times New Roman" w:eastAsia="楷体" w:hAnsi="Times New Roman" w:cs="Times New Roman"/>
-          <w:sz w:val="21"/>
-          <w:szCs w:val="21"/>
-          <w:lang w:eastAsia="zh-CN"/>
-        </w:rPr>
-        <w:t xml:space="preserve"> </w:t>
+        <w:t xml:space="preserve"> OpenSpec </w:t>
       </w:r>
       <w:r>
         <w:rPr>
@@ -5084,25 +5034,34 @@
           <w:szCs w:val="21"/>
           <w:lang w:eastAsia="zh-CN"/>
         </w:rPr>
-        <w:t>文档同步、知识检索及接口</w:t>
-      </w:r>
-      <w:r>
-        <w:rPr>
-          <w:rFonts w:ascii="Times New Roman" w:eastAsia="楷体" w:hAnsi="Times New Roman" w:cs="Times New Roman"/>
-          <w:sz w:val="21"/>
-          <w:szCs w:val="21"/>
-          <w:lang w:eastAsia="zh-CN"/>
-        </w:rPr>
-        <w:t xml:space="preserve"> PB </w:t>
-      </w:r>
-      <w:r>
-        <w:rPr>
-          <w:rFonts w:ascii="楷体" w:eastAsia="楷体" w:hAnsi="楷体"/>
-          <w:sz w:val="21"/>
-          <w:szCs w:val="21"/>
-          <w:lang w:eastAsia="zh-CN"/>
-        </w:rPr>
-        <w:t>查询等能力，提升</w:t>
+        <w:t>文档同步</w:t>
+      </w:r>
+      <w:r>
+        <w:rPr>
+          <w:rFonts w:ascii="楷体" w:eastAsia="楷体" w:hAnsi="楷体" w:hint="eastAsia"/>
+          <w:sz w:val="21"/>
+          <w:szCs w:val="21"/>
+          <w:lang w:eastAsia="zh-CN"/>
+        </w:rPr>
+        <w:t>与加载</w:t>
+      </w:r>
+      <w:r>
+        <w:rPr>
+          <w:rFonts w:ascii="楷体" w:eastAsia="楷体" w:hAnsi="楷体"/>
+          <w:sz w:val="21"/>
+          <w:szCs w:val="21"/>
+          <w:lang w:eastAsia="zh-CN"/>
+        </w:rPr>
+        <w:t>等能力，</w:t>
+      </w:r>
+      <w:r>
+        <w:rPr>
+          <w:rFonts w:ascii="楷体" w:eastAsia="楷体" w:hAnsi="楷体"/>
+          <w:sz w:val="21"/>
+          <w:szCs w:val="21"/>
+          <w:lang w:eastAsia="zh-CN"/>
+        </w:rPr>
+        <w:t>增强</w:t>
       </w:r>
       <w:r>
         <w:rPr>
@@ -5120,7 +5079,7 @@
           <w:szCs w:val="21"/>
           <w:lang w:eastAsia="zh-CN"/>
         </w:rPr>
-        <w:t>开发过程中的上下文管理、知识获取与研发协作效率</w:t>
+        <w:t>上下文感知与知识复用能力</w:t>
       </w:r>
     </w:p>
     <w:p>
@@ -5165,7 +5124,16 @@
           <w:szCs w:val="21"/>
           <w:lang w:eastAsia="zh-CN"/>
         </w:rPr>
-        <w:t>数据飞轮自动化平台建设，接入</w:t>
+        <w:t>数据飞轮自动化平台建设，</w:t>
+      </w:r>
+      <w:r>
+        <w:rPr>
+          <w:rFonts w:ascii="楷体" w:eastAsia="楷体" w:hAnsi="楷体" w:hint="eastAsia"/>
+          <w:sz w:val="21"/>
+          <w:szCs w:val="21"/>
+          <w:lang w:eastAsia="zh-CN"/>
+        </w:rPr>
+        <w:t>负责</w:t>
       </w:r>
       <w:r>
         <w:rPr>
@@ -5183,19 +5151,8 @@
           <w:szCs w:val="21"/>
           <w:lang w:eastAsia="zh-CN"/>
         </w:rPr>
-        <w:t>同</w:t>
-      </w:r>
-      <w:proofErr w:type="gramStart"/>
-      <w:r>
-        <w:rPr>
-          <w:rFonts w:ascii="楷体" w:eastAsia="楷体" w:hAnsi="楷体"/>
-          <w:sz w:val="21"/>
-          <w:szCs w:val="21"/>
-          <w:lang w:eastAsia="zh-CN"/>
-        </w:rPr>
-        <w:t>传服务</w:t>
-      </w:r>
-      <w:proofErr w:type="gramEnd"/>
+        <w:t>同传服务</w:t>
+      </w:r>
       <w:r>
         <w:rPr>
           <w:rFonts w:ascii="Times New Roman" w:eastAsia="楷体" w:hAnsi="Times New Roman" w:cs="Times New Roman"/>
@@ -5230,25 +5187,234 @@
           <w:szCs w:val="21"/>
           <w:lang w:eastAsia="zh-CN"/>
         </w:rPr>
-        <w:t>部署体系，实现服务一键构建、部署与替换，并支持</w:t>
-      </w:r>
-      <w:r>
-        <w:rPr>
-          <w:rFonts w:ascii="Times New Roman" w:eastAsia="楷体" w:hAnsi="Times New Roman" w:cs="Times New Roman"/>
-          <w:sz w:val="21"/>
-          <w:szCs w:val="21"/>
-          <w:lang w:eastAsia="zh-CN"/>
-        </w:rPr>
-        <w:t xml:space="preserve"> ASR </w:t>
-      </w:r>
-      <w:r>
-        <w:rPr>
-          <w:rFonts w:ascii="楷体" w:eastAsia="楷体" w:hAnsi="楷体"/>
-          <w:sz w:val="21"/>
-          <w:szCs w:val="21"/>
-          <w:lang w:eastAsia="zh-CN"/>
-        </w:rPr>
-        <w:t>模型自动创建、部署与上线</w:t>
+        <w:t>部署体系</w:t>
+      </w:r>
+      <w:r>
+        <w:rPr>
+          <w:rFonts w:ascii="楷体" w:eastAsia="楷体" w:hAnsi="楷体" w:hint="eastAsia"/>
+          <w:sz w:val="21"/>
+          <w:szCs w:val="21"/>
+          <w:lang w:eastAsia="zh-CN"/>
+        </w:rPr>
+        <w:t>的接入与落地。设计</w:t>
+      </w:r>
+      <w:r>
+        <w:rPr>
+          <w:rFonts w:ascii="楷体" w:eastAsia="楷体" w:hAnsi="楷体" w:hint="eastAsia"/>
+          <w:b/>
+          <w:bCs/>
+          <w:sz w:val="21"/>
+          <w:szCs w:val="21"/>
+          <w:lang w:eastAsia="zh-CN"/>
+        </w:rPr>
+        <w:t>主任务-</w:t>
+      </w:r>
+      <w:r>
+        <w:rPr>
+          <w:rFonts w:ascii="楷体" w:eastAsia="楷体" w:hAnsi="楷体" w:hint="eastAsia"/>
+          <w:b/>
+          <w:bCs/>
+          <w:sz w:val="21"/>
+          <w:szCs w:val="21"/>
+          <w:lang w:eastAsia="zh-CN"/>
+        </w:rPr>
+        <w:lastRenderedPageBreak/>
+        <w:t>子任务状态机模型</w:t>
+      </w:r>
+      <w:r>
+        <w:rPr>
+          <w:rFonts w:ascii="楷体" w:eastAsia="楷体" w:hAnsi="楷体" w:hint="eastAsia"/>
+          <w:sz w:val="21"/>
+          <w:szCs w:val="21"/>
+          <w:lang w:eastAsia="zh-CN"/>
+        </w:rPr>
+        <w:t>，通过</w:t>
+      </w:r>
+      <w:r>
+        <w:rPr>
+          <w:rFonts w:ascii="Times New Roman" w:eastAsia="楷体" w:hAnsi="Times New Roman" w:cs="Times New Roman"/>
+          <w:sz w:val="21"/>
+          <w:szCs w:val="21"/>
+          <w:lang w:eastAsia="zh-CN"/>
+        </w:rPr>
+        <w:t xml:space="preserve"> Matrix </w:t>
+      </w:r>
+      <w:r>
+        <w:rPr>
+          <w:rFonts w:ascii="楷体" w:eastAsia="楷体" w:hAnsi="楷体" w:hint="eastAsia"/>
+          <w:sz w:val="21"/>
+          <w:szCs w:val="21"/>
+          <w:lang w:eastAsia="zh-CN"/>
+        </w:rPr>
+        <w:t>定时</w:t>
+      </w:r>
+      <w:r>
+        <w:rPr>
+          <w:rFonts w:ascii="Times New Roman" w:eastAsia="楷体" w:hAnsi="Times New Roman" w:cs="Times New Roman"/>
+          <w:sz w:val="21"/>
+          <w:szCs w:val="21"/>
+          <w:lang w:eastAsia="zh-CN"/>
+        </w:rPr>
+        <w:t xml:space="preserve"> Job </w:t>
+      </w:r>
+      <w:r>
+        <w:rPr>
+          <w:rFonts w:ascii="楷体" w:eastAsia="楷体" w:hAnsi="楷体" w:hint="eastAsia"/>
+          <w:sz w:val="21"/>
+          <w:szCs w:val="21"/>
+          <w:lang w:eastAsia="zh-CN"/>
+        </w:rPr>
+        <w:t>驱动智妍流水线构建与</w:t>
+      </w:r>
+      <w:r>
+        <w:rPr>
+          <w:rFonts w:ascii="Times New Roman" w:eastAsia="楷体" w:hAnsi="Times New Roman" w:cs="Times New Roman"/>
+          <w:sz w:val="21"/>
+          <w:szCs w:val="21"/>
+          <w:lang w:eastAsia="zh-CN"/>
+        </w:rPr>
+        <w:t xml:space="preserve"> TKEx </w:t>
+      </w:r>
+      <w:r>
+        <w:rPr>
+          <w:rFonts w:ascii="楷体" w:eastAsia="楷体" w:hAnsi="楷体" w:hint="eastAsia"/>
+          <w:sz w:val="21"/>
+          <w:szCs w:val="21"/>
+          <w:lang w:eastAsia="zh-CN"/>
+        </w:rPr>
+        <w:t>滚动更新</w:t>
+      </w:r>
+      <w:r>
+        <w:rPr>
+          <w:rFonts w:ascii="楷体" w:eastAsia="楷体" w:hAnsi="楷体" w:hint="eastAsia"/>
+          <w:sz w:val="21"/>
+          <w:szCs w:val="21"/>
+          <w:lang w:eastAsia="zh-CN"/>
+        </w:rPr>
+        <w:t>，</w:t>
+      </w:r>
+      <w:r>
+        <w:rPr>
+          <w:rFonts w:ascii="楷体" w:eastAsia="楷体" w:hAnsi="楷体" w:hint="eastAsia"/>
+          <w:sz w:val="21"/>
+          <w:szCs w:val="21"/>
+          <w:lang w:eastAsia="zh-CN"/>
+        </w:rPr>
+        <w:t>并引入</w:t>
+      </w:r>
+      <w:r>
+        <w:rPr>
+          <w:rFonts w:ascii="Times New Roman" w:eastAsia="楷体" w:hAnsi="Times New Roman" w:cs="Times New Roman"/>
+          <w:sz w:val="21"/>
+          <w:szCs w:val="21"/>
+          <w:lang w:eastAsia="zh-CN"/>
+        </w:rPr>
+        <w:t xml:space="preserve"> DB </w:t>
+      </w:r>
+      <w:r>
+        <w:rPr>
+          <w:rFonts w:ascii="楷体" w:eastAsia="楷体" w:hAnsi="楷体" w:hint="eastAsia"/>
+          <w:b/>
+          <w:bCs/>
+          <w:sz w:val="21"/>
+          <w:szCs w:val="21"/>
+          <w:lang w:eastAsia="zh-CN"/>
+        </w:rPr>
+        <w:t>状态机</w:t>
+      </w:r>
+      <w:r>
+        <w:rPr>
+          <w:rFonts w:ascii="楷体" w:eastAsia="楷体" w:hAnsi="楷体" w:hint="eastAsia"/>
+          <w:b/>
+          <w:bCs/>
+          <w:sz w:val="21"/>
+          <w:szCs w:val="21"/>
+          <w:lang w:eastAsia="zh-CN"/>
+        </w:rPr>
+        <w:t>计数</w:t>
+      </w:r>
+      <w:r>
+        <w:rPr>
+          <w:rFonts w:ascii="楷体" w:eastAsia="楷体" w:hAnsi="楷体" w:hint="eastAsia"/>
+          <w:sz w:val="21"/>
+          <w:szCs w:val="21"/>
+          <w:lang w:eastAsia="zh-CN"/>
+        </w:rPr>
+        <w:t>实现</w:t>
+      </w:r>
+      <w:r>
+        <w:rPr>
+          <w:rFonts w:ascii="楷体" w:eastAsia="楷体" w:hAnsi="楷体" w:hint="eastAsia"/>
+          <w:b/>
+          <w:bCs/>
+          <w:sz w:val="21"/>
+          <w:szCs w:val="21"/>
+          <w:lang w:eastAsia="zh-CN"/>
+        </w:rPr>
+        <w:t>并发限流</w:t>
+      </w:r>
+      <w:r>
+        <w:rPr>
+          <w:rFonts w:ascii="楷体" w:eastAsia="楷体" w:hAnsi="楷体" w:hint="eastAsia"/>
+          <w:sz w:val="21"/>
+          <w:szCs w:val="21"/>
+          <w:lang w:eastAsia="zh-CN"/>
+        </w:rPr>
+        <w:t>，</w:t>
+      </w:r>
+      <w:r>
+        <w:rPr>
+          <w:rFonts w:ascii="楷体" w:eastAsia="楷体" w:hAnsi="楷体" w:hint="eastAsia"/>
+          <w:sz w:val="21"/>
+          <w:szCs w:val="21"/>
+          <w:lang w:eastAsia="zh-CN"/>
+        </w:rPr>
+        <w:t>最终</w:t>
+      </w:r>
+      <w:r>
+        <w:rPr>
+          <w:rFonts w:ascii="楷体" w:eastAsia="楷体" w:hAnsi="楷体"/>
+          <w:sz w:val="21"/>
+          <w:szCs w:val="21"/>
+          <w:lang w:eastAsia="zh-CN"/>
+        </w:rPr>
+        <w:t>实现</w:t>
+      </w:r>
+      <w:r>
+        <w:rPr>
+          <w:rFonts w:ascii="楷体" w:eastAsia="楷体" w:hAnsi="楷体" w:hint="eastAsia"/>
+          <w:sz w:val="21"/>
+          <w:szCs w:val="21"/>
+          <w:lang w:eastAsia="zh-CN"/>
+        </w:rPr>
+        <w:t>同传三</w:t>
+      </w:r>
+      <w:r>
+        <w:rPr>
+          <w:rFonts w:ascii="楷体" w:eastAsia="楷体" w:hAnsi="楷体"/>
+          <w:sz w:val="21"/>
+          <w:szCs w:val="21"/>
+          <w:lang w:eastAsia="zh-CN"/>
+        </w:rPr>
+        <w:t>服务一键构建、部署</w:t>
+      </w:r>
+      <w:r>
+        <w:rPr>
+          <w:rFonts w:ascii="楷体" w:eastAsia="楷体" w:hAnsi="楷体" w:hint="eastAsia"/>
+          <w:sz w:val="21"/>
+          <w:szCs w:val="21"/>
+          <w:lang w:eastAsia="zh-CN"/>
+        </w:rPr>
+        <w:t>与</w:t>
+      </w:r>
+      <w:r>
+        <w:rPr>
+          <w:rFonts w:ascii="楷体" w:eastAsia="楷体" w:hAnsi="楷体" w:hint="eastAsia"/>
+          <w:sz w:val="21"/>
+          <w:szCs w:val="21"/>
+          <w:lang w:eastAsia="zh-CN"/>
+        </w:rPr>
+        <w:t>镜像替换</w:t>
       </w:r>
     </w:p>
     <w:p>
@@ -5268,7 +5434,6 @@
         <w:rPr>
           <w:noProof/>
         </w:rPr>
-        <w:lastRenderedPageBreak/>
         <w:drawing>
           <wp:inline distT="0" distB="0" distL="0" distR="0" wp14:anchorId="7192B7B3" wp14:editId="5D6E7EDB">
             <wp:extent cx="201600" cy="201600"/>
@@ -5285,7 +5450,7 @@
                     <pic:cNvPicPr/>
                   </pic:nvPicPr>
                   <pic:blipFill>
-                    <a:blip r:embed="rId14"/>
+                    <a:blip r:embed="rId15"/>
                     <a:stretch>
                       <a:fillRect/>
                     </a:stretch>
@@ -5311,7 +5476,6 @@
         </w:rPr>
         <w:t xml:space="preserve"> </w:t>
       </w:r>
-      <w:proofErr w:type="gramStart"/>
       <w:r>
         <w:rPr>
           <w:rFonts w:ascii="楷体" w:eastAsia="楷体" w:hAnsi="楷体" w:hint="eastAsia"/>
@@ -5323,7 +5487,6 @@
         </w:rPr>
         <w:t>腾讯</w:t>
       </w:r>
-      <w:proofErr w:type="gramEnd"/>
       <w:r>
         <w:rPr>
           <w:rFonts w:ascii="楷体" w:eastAsia="楷体" w:hAnsi="楷体"/>
@@ -5554,29 +5717,16 @@
         </w:rPr>
         <w:t>的任务管理机制，通过定时任务实现评测任务的安全创建与状态刷新，在分布式环境下确保业务</w:t>
       </w:r>
-      <w:proofErr w:type="gramStart"/>
-      <w:r>
-        <w:rPr>
-          <w:rFonts w:ascii="楷体" w:eastAsia="楷体" w:hAnsi="楷体"/>
-          <w:b/>
-          <w:bCs/>
-          <w:sz w:val="21"/>
-          <w:szCs w:val="21"/>
-          <w:lang w:eastAsia="zh-CN"/>
-        </w:rPr>
-        <w:t>幂</w:t>
-      </w:r>
-      <w:proofErr w:type="gramEnd"/>
-      <w:r>
-        <w:rPr>
-          <w:rFonts w:ascii="楷体" w:eastAsia="楷体" w:hAnsi="楷体"/>
-          <w:b/>
-          <w:bCs/>
-          <w:sz w:val="21"/>
-          <w:szCs w:val="21"/>
-          <w:lang w:eastAsia="zh-CN"/>
-        </w:rPr>
-        <w:t>等性</w:t>
+      <w:r>
+        <w:rPr>
+          <w:rFonts w:ascii="楷体" w:eastAsia="楷体" w:hAnsi="楷体"/>
+          <w:b/>
+          <w:bCs/>
+          <w:sz w:val="21"/>
+          <w:szCs w:val="21"/>
+          <w:lang w:eastAsia="zh-CN"/>
+        </w:rPr>
+        <w:t>幂等性</w:t>
       </w:r>
       <w:r>
         <w:rPr>
@@ -5672,27 +5822,7 @@
           <w:szCs w:val="21"/>
           <w:lang w:eastAsia="zh-CN"/>
         </w:rPr>
-        <w:t>异步并行恢复中断任务，通过多层状态验证确保无重复处理，使服务快速启动且能自动</w:t>
-      </w:r>
-      <w:proofErr w:type="gramStart"/>
-      <w:r>
-        <w:rPr>
-          <w:rFonts w:ascii="楷体" w:eastAsia="楷体" w:hAnsi="楷体"/>
-          <w:sz w:val="21"/>
-          <w:szCs w:val="21"/>
-          <w:lang w:eastAsia="zh-CN"/>
-        </w:rPr>
-        <w:t>恢复长</w:t>
-      </w:r>
-      <w:proofErr w:type="gramEnd"/>
-      <w:r>
-        <w:rPr>
-          <w:rFonts w:ascii="楷体" w:eastAsia="楷体" w:hAnsi="楷体"/>
-          <w:sz w:val="21"/>
-          <w:szCs w:val="21"/>
-          <w:lang w:eastAsia="zh-CN"/>
-        </w:rPr>
-        <w:t>流程任务处理</w:t>
+        <w:t>异步并行恢复中断任务，通过多层状态验证确保无重复处理，使服务快速启动且能自动恢复长流程任务处理</w:t>
       </w:r>
     </w:p>
     <w:p>
@@ -5775,27 +5905,7 @@
           <w:szCs w:val="21"/>
           <w:lang w:eastAsia="zh-CN"/>
         </w:rPr>
-        <w:t xml:space="preserve"> 进行全链路日志追踪，结合</w:t>
-      </w:r>
-      <w:proofErr w:type="gramStart"/>
-      <w:r>
-        <w:rPr>
-          <w:rFonts w:ascii="楷体" w:eastAsia="楷体" w:hAnsi="楷体"/>
-          <w:sz w:val="21"/>
-          <w:szCs w:val="21"/>
-          <w:lang w:eastAsia="zh-CN"/>
-        </w:rPr>
-        <w:t>模型超参</w:t>
-      </w:r>
-      <w:proofErr w:type="gramEnd"/>
-      <w:r>
-        <w:rPr>
-          <w:rFonts w:ascii="楷体" w:eastAsia="楷体" w:hAnsi="楷体"/>
-          <w:sz w:val="21"/>
-          <w:szCs w:val="21"/>
-          <w:lang w:eastAsia="zh-CN"/>
-        </w:rPr>
-        <w:t xml:space="preserve">配置、模型响应结果及下游 </w:t>
+        <w:t xml:space="preserve"> 进行全链路日志追踪，结合模型超参配置、模型响应结果及下游 </w:t>
       </w:r>
       <w:r>
         <w:rPr>
@@ -5813,67 +5923,7 @@
           <w:szCs w:val="21"/>
           <w:lang w:eastAsia="zh-CN"/>
         </w:rPr>
-        <w:t xml:space="preserve"> 服务</w:t>
-      </w:r>
-      <w:proofErr w:type="gramStart"/>
-      <w:r>
-        <w:rPr>
-          <w:rFonts w:ascii="楷体" w:eastAsia="楷体" w:hAnsi="楷体"/>
-          <w:sz w:val="21"/>
-          <w:szCs w:val="21"/>
-          <w:lang w:eastAsia="zh-CN"/>
-        </w:rPr>
-        <w:t>缩</w:t>
-      </w:r>
-      <w:proofErr w:type="gramEnd"/>
-      <w:r>
-        <w:rPr>
-          <w:rFonts w:ascii="楷体" w:eastAsia="楷体" w:hAnsi="楷体"/>
-          <w:sz w:val="21"/>
-          <w:szCs w:val="21"/>
-          <w:lang w:eastAsia="zh-CN"/>
-        </w:rPr>
-        <w:t>容情</w:t>
-      </w:r>
-      <w:proofErr w:type="gramStart"/>
-      <w:r>
-        <w:rPr>
-          <w:rFonts w:ascii="楷体" w:eastAsia="楷体" w:hAnsi="楷体"/>
-          <w:sz w:val="21"/>
-          <w:szCs w:val="21"/>
-          <w:lang w:eastAsia="zh-CN"/>
-        </w:rPr>
-        <w:t>况</w:t>
-      </w:r>
-      <w:proofErr w:type="gramEnd"/>
-      <w:r>
-        <w:rPr>
-          <w:rFonts w:ascii="楷体" w:eastAsia="楷体" w:hAnsi="楷体"/>
-          <w:sz w:val="21"/>
-          <w:szCs w:val="21"/>
-          <w:lang w:eastAsia="zh-CN"/>
-        </w:rPr>
-        <w:t>进行系统性定位；通过</w:t>
-      </w:r>
-      <w:proofErr w:type="gramStart"/>
-      <w:r>
-        <w:rPr>
-          <w:rFonts w:ascii="楷体" w:eastAsia="楷体" w:hAnsi="楷体"/>
-          <w:sz w:val="21"/>
-          <w:szCs w:val="21"/>
-          <w:lang w:eastAsia="zh-CN"/>
-        </w:rPr>
-        <w:t>跳板机</w:t>
-      </w:r>
-      <w:proofErr w:type="gramEnd"/>
-      <w:r>
-        <w:rPr>
-          <w:rFonts w:ascii="楷体" w:eastAsia="楷体" w:hAnsi="楷体"/>
-          <w:sz w:val="21"/>
-          <w:szCs w:val="21"/>
-          <w:lang w:eastAsia="zh-CN"/>
-        </w:rPr>
-        <w:t>分析服务日志与代码逻辑定位根因，形成问题处理闭环，提升系统稳定性与故障响应效率</w:t>
+        <w:t xml:space="preserve"> 服务缩容情况进行系统性定位；通过跳板机分析服务日志与代码逻辑定位根因，形成问题处理闭环，提升系统稳定性与故障响应效率</w:t>
       </w:r>
     </w:p>
     <w:p>
@@ -5920,179 +5970,7 @@
           <w:szCs w:val="21"/>
           <w:lang w:eastAsia="zh-CN"/>
         </w:rPr>
-        <w:t>控制组件，借助黑白名单与百分比随机策略</w:t>
-      </w:r>
-      <w:proofErr w:type="gramStart"/>
-      <w:r>
-        <w:rPr>
-          <w:rFonts w:ascii="楷体" w:eastAsia="楷体" w:hAnsi="楷体"/>
-          <w:sz w:val="21"/>
-          <w:szCs w:val="21"/>
-          <w:lang w:eastAsia="zh-CN"/>
-        </w:rPr>
-        <w:t>管控新功能</w:t>
-      </w:r>
-      <w:proofErr w:type="gramEnd"/>
-      <w:r>
-        <w:rPr>
-          <w:rFonts w:ascii="楷体" w:eastAsia="楷体" w:hAnsi="楷体"/>
-          <w:sz w:val="21"/>
-          <w:szCs w:val="21"/>
-          <w:lang w:eastAsia="zh-CN"/>
-        </w:rPr>
-        <w:t>访问权限，支持实时配置调整与动态生效，确保新功能安全可控地逐步上线</w:t>
-      </w:r>
-    </w:p>
-    <w:p>
-      <w:pPr>
-        <w:pStyle w:val="ab"/>
-        <w:numPr>
-          <w:ilvl w:val="0"/>
-          <w:numId w:val="6"/>
-        </w:numPr>
-        <w:tabs>
-          <w:tab w:val="left" w:pos="1200"/>
-        </w:tabs>
-        <w:rPr>
-          <w:rFonts w:ascii="楷体" w:eastAsia="楷体" w:hAnsi="楷体" w:hint="eastAsia"/>
-          <w:sz w:val="21"/>
-          <w:szCs w:val="21"/>
-          <w:lang w:eastAsia="zh-CN"/>
-        </w:rPr>
-      </w:pPr>
-      <w:r>
-        <w:rPr>
-          <w:rFonts w:ascii="楷体" w:eastAsia="楷体" w:hAnsi="楷体" w:hint="eastAsia"/>
-          <w:sz w:val="21"/>
-          <w:szCs w:val="21"/>
-          <w:lang w:eastAsia="zh-CN"/>
-        </w:rPr>
-        <w:t>针对多模型客户端（</w:t>
-      </w:r>
-      <w:r>
-        <w:rPr>
-          <w:rFonts w:ascii="Times New Roman" w:eastAsia="楷体" w:hAnsi="Times New Roman" w:cs="Times New Roman"/>
-          <w:sz w:val="21"/>
-          <w:szCs w:val="21"/>
-          <w:lang w:eastAsia="zh-CN"/>
-        </w:rPr>
-        <w:t>R1/T1/SSE</w:t>
-      </w:r>
-      <w:r>
-        <w:rPr>
-          <w:rFonts w:ascii="楷体" w:eastAsia="楷体" w:hAnsi="楷体" w:hint="eastAsia"/>
-          <w:sz w:val="21"/>
-          <w:szCs w:val="21"/>
-          <w:lang w:eastAsia="zh-CN"/>
-        </w:rPr>
-        <w:t xml:space="preserve"> 流式等）调用逻辑重复、硬编码严重问题，引入</w:t>
-      </w:r>
-      <w:r>
-        <w:rPr>
-          <w:rFonts w:ascii="楷体" w:eastAsia="楷体" w:hAnsi="楷体" w:hint="eastAsia"/>
-          <w:b/>
-          <w:bCs/>
-          <w:sz w:val="21"/>
-          <w:szCs w:val="21"/>
-          <w:lang w:eastAsia="zh-CN"/>
-        </w:rPr>
-        <w:t>策略</w:t>
-      </w:r>
-      <w:r>
-        <w:rPr>
-          <w:rFonts w:ascii="楷体" w:eastAsia="楷体" w:hAnsi="楷体" w:hint="eastAsia"/>
-          <w:b/>
-          <w:bCs/>
-          <w:sz w:val="21"/>
-          <w:szCs w:val="21"/>
-          <w:lang w:eastAsia="zh-CN"/>
-        </w:rPr>
-        <w:t>模式</w:t>
-      </w:r>
-      <w:r>
-        <w:rPr>
-          <w:rFonts w:ascii="楷体" w:eastAsia="楷体" w:hAnsi="楷体" w:hint="eastAsia"/>
-          <w:sz w:val="21"/>
-          <w:szCs w:val="21"/>
-          <w:lang w:eastAsia="zh-CN"/>
-        </w:rPr>
-        <w:t xml:space="preserve">抽象公共接口，封装各客户端差异化逻辑（含 </w:t>
-      </w:r>
-      <w:r>
-        <w:rPr>
-          <w:rFonts w:ascii="Times New Roman" w:eastAsia="楷体" w:hAnsi="Times New Roman" w:cs="Times New Roman"/>
-          <w:sz w:val="21"/>
-          <w:szCs w:val="21"/>
-          <w:lang w:eastAsia="zh-CN"/>
-        </w:rPr>
-        <w:t xml:space="preserve">SSE </w:t>
-      </w:r>
-      <w:r>
-        <w:rPr>
-          <w:rFonts w:ascii="楷体" w:eastAsia="楷体" w:hAnsi="楷体" w:hint="eastAsia"/>
-          <w:sz w:val="21"/>
-          <w:szCs w:val="21"/>
-          <w:lang w:eastAsia="zh-CN"/>
-        </w:rPr>
-        <w:t>流式结果的获取、解析、</w:t>
-      </w:r>
-      <w:r>
-        <w:rPr>
-          <w:rFonts w:ascii="Times New Roman" w:eastAsia="楷体" w:hAnsi="Times New Roman" w:cs="Times New Roman"/>
-          <w:sz w:val="21"/>
-          <w:szCs w:val="21"/>
-          <w:lang w:eastAsia="zh-CN"/>
-        </w:rPr>
-        <w:t xml:space="preserve">token </w:t>
-      </w:r>
-      <w:r>
-        <w:rPr>
-          <w:rFonts w:ascii="楷体" w:eastAsia="楷体" w:hAnsi="楷体" w:hint="eastAsia"/>
-          <w:sz w:val="21"/>
-          <w:szCs w:val="21"/>
-          <w:lang w:eastAsia="zh-CN"/>
-        </w:rPr>
-        <w:t>计数等），设计策略工厂实现客户端逻辑自动匹配</w:t>
-      </w:r>
-      <w:r>
-        <w:rPr>
-          <w:rFonts w:ascii="楷体" w:eastAsia="楷体" w:hAnsi="楷体" w:hint="eastAsia"/>
-          <w:sz w:val="21"/>
-          <w:szCs w:val="21"/>
-          <w:lang w:eastAsia="zh-CN"/>
-        </w:rPr>
-        <w:t>；通过优化消除</w:t>
-      </w:r>
-      <w:r>
-        <w:rPr>
-          <w:rFonts w:ascii="Times New Roman" w:eastAsia="楷体" w:hAnsi="Times New Roman" w:cs="Times New Roman"/>
-          <w:b/>
-          <w:bCs/>
-          <w:sz w:val="21"/>
-          <w:szCs w:val="21"/>
-          <w:lang w:eastAsia="zh-CN"/>
-        </w:rPr>
-        <w:t xml:space="preserve"> 70% </w:t>
-      </w:r>
-      <w:r>
-        <w:rPr>
-          <w:rFonts w:ascii="楷体" w:eastAsia="楷体" w:hAnsi="楷体" w:hint="eastAsia"/>
-          <w:b/>
-          <w:bCs/>
-          <w:sz w:val="21"/>
-          <w:szCs w:val="21"/>
-          <w:lang w:eastAsia="zh-CN"/>
-        </w:rPr>
-        <w:t>重复代码</w:t>
-      </w:r>
-      <w:r>
-        <w:rPr>
-          <w:rFonts w:ascii="楷体" w:eastAsia="楷体" w:hAnsi="楷体" w:hint="eastAsia"/>
-          <w:sz w:val="21"/>
-          <w:szCs w:val="21"/>
-          <w:lang w:eastAsia="zh-CN"/>
-        </w:rPr>
-        <w:t>，新增客户端逻辑效率显著提升</w:t>
+        <w:t>控制组件，借助黑白名单与百分比随机策略管控新功能访问权限，支持实时配置调整与动态生效，确保新功能安全可控地逐步上线</w:t>
       </w:r>
     </w:p>
     <w:p>
@@ -6125,851 +6003,6 @@
                 <pic:pic xmlns:pic="http://schemas.openxmlformats.org/drawingml/2006/picture">
                   <pic:nvPicPr>
                     <pic:cNvPr id="0" name="美团.png"/>
-                    <pic:cNvPicPr/>
-                  </pic:nvPicPr>
-                  <pic:blipFill>
-                    <a:blip r:embed="rId15"/>
-                    <a:stretch>
-                      <a:fillRect/>
-                    </a:stretch>
-                  </pic:blipFill>
-                  <pic:spPr>
-                    <a:xfrm>
-                      <a:off x="0" y="0"/>
-                      <a:ext cx="201168" cy="201168"/>
-                    </a:xfrm>
-                    <a:prstGeom prst="rect">
-                      <a:avLst/>
-                    </a:prstGeom>
-                  </pic:spPr>
-                </pic:pic>
-              </a:graphicData>
-            </a:graphic>
-          </wp:inline>
-        </w:drawing>
-      </w:r>
-      <w:r>
-        <w:rPr>
-          <w:lang w:eastAsia="zh-CN"/>
-        </w:rPr>
-        <w:t xml:space="preserve"> </w:t>
-      </w:r>
-      <w:proofErr w:type="gramStart"/>
-      <w:r>
-        <w:rPr>
-          <w:rFonts w:ascii="楷体" w:eastAsia="楷体" w:hAnsi="楷体" w:hint="eastAsia"/>
-          <w:b/>
-          <w:bCs/>
-          <w:sz w:val="24"/>
-          <w:szCs w:val="24"/>
-          <w:lang w:eastAsia="zh-CN"/>
-        </w:rPr>
-        <w:t>美团</w:t>
-      </w:r>
-      <w:proofErr w:type="gramEnd"/>
-      <w:r>
-        <w:rPr>
-          <w:rFonts w:ascii="楷体" w:eastAsia="楷体" w:hAnsi="楷体"/>
-          <w:b/>
-          <w:bCs/>
-          <w:sz w:val="24"/>
-          <w:szCs w:val="24"/>
-          <w:lang w:eastAsia="zh-CN"/>
-        </w:rPr>
-        <w:t xml:space="preserve"> </w:t>
-      </w:r>
-      <w:r>
-        <w:rPr>
-          <w:rFonts w:ascii="楷体" w:eastAsia="楷体" w:hAnsi="楷体" w:hint="eastAsia"/>
-          <w:b/>
-          <w:bCs/>
-          <w:sz w:val="24"/>
-          <w:szCs w:val="24"/>
-          <w:lang w:eastAsia="zh-CN"/>
-        </w:rPr>
-        <w:t xml:space="preserve">| </w:t>
-      </w:r>
-      <w:r>
-        <w:rPr>
-          <w:rFonts w:ascii="楷体" w:eastAsia="楷体" w:hAnsi="楷体" w:hint="eastAsia"/>
-          <w:b/>
-          <w:bCs/>
-          <w:sz w:val="24"/>
-          <w:szCs w:val="24"/>
-          <w:lang w:eastAsia="zh-CN"/>
-        </w:rPr>
-        <w:t>到餐技术部/用户体验</w:t>
-      </w:r>
-      <w:proofErr w:type="gramStart"/>
-      <w:r>
-        <w:rPr>
-          <w:rFonts w:ascii="楷体" w:eastAsia="楷体" w:hAnsi="楷体" w:hint="eastAsia"/>
-          <w:b/>
-          <w:bCs/>
-          <w:sz w:val="24"/>
-          <w:szCs w:val="24"/>
-          <w:lang w:eastAsia="zh-CN"/>
-        </w:rPr>
-        <w:t>研发组</w:t>
-      </w:r>
-      <w:proofErr w:type="gramEnd"/>
-      <w:r>
-        <w:rPr>
-          <w:rFonts w:ascii="楷体" w:eastAsia="楷体" w:hAnsi="楷体" w:hint="eastAsia"/>
-          <w:b/>
-          <w:bCs/>
-          <w:sz w:val="24"/>
-          <w:szCs w:val="24"/>
-          <w:lang w:eastAsia="zh-CN"/>
-        </w:rPr>
-        <w:t>/运营后端组</w:t>
-      </w:r>
-      <w:r>
-        <w:rPr>
-          <w:rFonts w:ascii="楷体" w:eastAsia="楷体" w:hAnsi="楷体" w:hint="eastAsia"/>
-          <w:b/>
-          <w:bCs/>
-          <w:sz w:val="24"/>
-          <w:szCs w:val="24"/>
-          <w:lang w:eastAsia="zh-CN"/>
-        </w:rPr>
-        <w:t xml:space="preserve">         </w:t>
-      </w:r>
-      <w:r>
-        <w:rPr>
-          <w:rFonts w:ascii="楷体" w:eastAsia="楷体" w:hAnsi="楷体" w:hint="eastAsia"/>
-          <w:b/>
-          <w:bCs/>
-          <w:sz w:val="24"/>
-          <w:szCs w:val="24"/>
-          <w:lang w:eastAsia="zh-CN"/>
-        </w:rPr>
-        <w:t xml:space="preserve"> </w:t>
-      </w:r>
-      <w:r>
-        <w:rPr>
-          <w:rFonts w:ascii="楷体" w:eastAsia="楷体" w:hAnsi="楷体" w:hint="eastAsia"/>
-          <w:b/>
-          <w:bCs/>
-          <w:sz w:val="24"/>
-          <w:szCs w:val="24"/>
-          <w:lang w:eastAsia="zh-CN"/>
-        </w:rPr>
-        <w:t xml:space="preserve"> </w:t>
-      </w:r>
-      <w:r>
-        <w:rPr>
-          <w:rFonts w:ascii="楷体" w:eastAsia="楷体" w:hAnsi="楷体" w:hint="eastAsia"/>
-          <w:sz w:val="21"/>
-          <w:szCs w:val="21"/>
-          <w:lang w:eastAsia="zh-CN"/>
-        </w:rPr>
-        <w:t xml:space="preserve">   </w:t>
-      </w:r>
-      <w:r>
-        <w:rPr>
-          <w:rFonts w:ascii="楷体" w:eastAsia="楷体" w:hAnsi="楷体"/>
-          <w:sz w:val="21"/>
-          <w:szCs w:val="21"/>
-          <w:lang w:eastAsia="zh-CN"/>
-        </w:rPr>
-        <w:t xml:space="preserve">               </w:t>
-      </w:r>
-      <w:r>
-        <w:rPr>
-          <w:rFonts w:ascii="楷体" w:eastAsia="楷体" w:hAnsi="楷体"/>
-          <w:sz w:val="21"/>
-          <w:szCs w:val="21"/>
-          <w:lang w:eastAsia="zh-CN"/>
-        </w:rPr>
-        <w:t xml:space="preserve"> </w:t>
-      </w:r>
-      <w:r>
-        <w:rPr>
-          <w:rFonts w:ascii="Times New Roman" w:eastAsia="楷体" w:hAnsi="Times New Roman" w:cs="Times New Roman"/>
-          <w:sz w:val="24"/>
-          <w:szCs w:val="24"/>
-          <w:lang w:eastAsia="zh-CN"/>
-        </w:rPr>
-        <w:t>202</w:t>
-      </w:r>
-      <w:r>
-        <w:rPr>
-          <w:rFonts w:ascii="Times New Roman" w:eastAsia="楷体" w:hAnsi="Times New Roman" w:cs="Times New Roman" w:hint="eastAsia"/>
-          <w:sz w:val="24"/>
-          <w:szCs w:val="24"/>
-          <w:lang w:eastAsia="zh-CN"/>
-        </w:rPr>
-        <w:t>5</w:t>
-      </w:r>
-      <w:r>
-        <w:rPr>
-          <w:rFonts w:ascii="Times New Roman" w:eastAsia="楷体" w:hAnsi="Times New Roman" w:cs="Times New Roman"/>
-          <w:sz w:val="24"/>
-          <w:szCs w:val="24"/>
-          <w:lang w:eastAsia="zh-CN"/>
-        </w:rPr>
-        <w:t>-</w:t>
-      </w:r>
-      <w:r>
-        <w:rPr>
-          <w:rFonts w:ascii="Times New Roman" w:eastAsia="楷体" w:hAnsi="Times New Roman" w:cs="Times New Roman" w:hint="eastAsia"/>
-          <w:sz w:val="24"/>
-          <w:szCs w:val="24"/>
-          <w:lang w:eastAsia="zh-CN"/>
-        </w:rPr>
-        <w:t>05</w:t>
-      </w:r>
-      <w:r>
-        <w:rPr>
-          <w:rFonts w:ascii="Times New Roman" w:eastAsia="楷体" w:hAnsi="Times New Roman" w:cs="Times New Roman"/>
-          <w:sz w:val="24"/>
-          <w:szCs w:val="24"/>
-          <w:lang w:eastAsia="zh-CN"/>
-        </w:rPr>
-        <w:t xml:space="preserve"> – 202</w:t>
-      </w:r>
-      <w:r>
-        <w:rPr>
-          <w:rFonts w:ascii="Times New Roman" w:eastAsia="楷体" w:hAnsi="Times New Roman" w:cs="Times New Roman" w:hint="eastAsia"/>
-          <w:sz w:val="24"/>
-          <w:szCs w:val="24"/>
-          <w:lang w:eastAsia="zh-CN"/>
-        </w:rPr>
-        <w:t>5</w:t>
-      </w:r>
-      <w:r>
-        <w:rPr>
-          <w:rFonts w:ascii="Times New Roman" w:eastAsia="楷体" w:hAnsi="Times New Roman" w:cs="Times New Roman"/>
-          <w:sz w:val="24"/>
-          <w:szCs w:val="24"/>
-          <w:lang w:eastAsia="zh-CN"/>
-        </w:rPr>
-        <w:t>-0</w:t>
-      </w:r>
-      <w:r>
-        <w:rPr>
-          <w:rFonts w:ascii="Times New Roman" w:eastAsia="楷体" w:hAnsi="Times New Roman" w:cs="Times New Roman" w:hint="eastAsia"/>
-          <w:sz w:val="24"/>
-          <w:szCs w:val="24"/>
-          <w:lang w:eastAsia="zh-CN"/>
-        </w:rPr>
-        <w:t>8</w:t>
-      </w:r>
-    </w:p>
-    <w:p>
-      <w:pPr>
-        <w:pStyle w:val="ab"/>
-        <w:numPr>
-          <w:ilvl w:val="0"/>
-          <w:numId w:val="11"/>
-        </w:numPr>
-        <w:tabs>
-          <w:tab w:val="left" w:pos="1200"/>
-        </w:tabs>
-        <w:rPr>
-          <w:rFonts w:ascii="楷体" w:eastAsia="楷体" w:hAnsi="楷体" w:hint="eastAsia"/>
-          <w:sz w:val="21"/>
-          <w:szCs w:val="21"/>
-          <w:lang w:eastAsia="zh-CN"/>
-        </w:rPr>
-      </w:pPr>
-      <w:r>
-        <w:rPr>
-          <w:rFonts w:ascii="楷体" w:eastAsia="楷体" w:hAnsi="楷体" w:hint="eastAsia"/>
-          <w:sz w:val="21"/>
-          <w:szCs w:val="21"/>
-          <w:lang w:eastAsia="zh-CN"/>
-        </w:rPr>
-        <w:t>负责开发到餐美食供给生产工作台，包含系统模板的创建、数据采集、数据导出等多个模块</w:t>
-      </w:r>
-    </w:p>
-    <w:p>
-      <w:pPr>
-        <w:pStyle w:val="ab"/>
-        <w:numPr>
-          <w:ilvl w:val="0"/>
-          <w:numId w:val="11"/>
-        </w:numPr>
-        <w:tabs>
-          <w:tab w:val="left" w:pos="1200"/>
-        </w:tabs>
-        <w:rPr>
-          <w:rFonts w:ascii="楷体" w:eastAsia="楷体" w:hAnsi="楷体" w:hint="eastAsia"/>
-          <w:sz w:val="21"/>
-          <w:szCs w:val="21"/>
-          <w:lang w:eastAsia="zh-CN"/>
-        </w:rPr>
-      </w:pPr>
-      <w:r>
-        <w:rPr>
-          <w:rFonts w:ascii="楷体" w:eastAsia="楷体" w:hAnsi="楷体"/>
-          <w:sz w:val="21"/>
-          <w:szCs w:val="21"/>
-          <w:lang w:eastAsia="zh-CN"/>
-        </w:rPr>
-        <w:t>针对数据采集功能，采用策略 + 工厂模式按类型动态采集</w:t>
-      </w:r>
-      <w:r>
-        <w:rPr>
-          <w:rFonts w:ascii="Times New Roman" w:eastAsia="楷体" w:hAnsi="Times New Roman" w:cs="Times New Roman"/>
-          <w:sz w:val="21"/>
-          <w:szCs w:val="21"/>
-          <w:lang w:eastAsia="zh-CN"/>
-        </w:rPr>
-        <w:t xml:space="preserve"> Hive </w:t>
-      </w:r>
-      <w:r>
-        <w:rPr>
-          <w:rFonts w:ascii="楷体" w:eastAsia="楷体" w:hAnsi="楷体"/>
-          <w:sz w:val="21"/>
-          <w:szCs w:val="21"/>
-          <w:lang w:eastAsia="zh-CN"/>
-        </w:rPr>
-        <w:t>数据或</w:t>
-      </w:r>
-      <w:r>
-        <w:rPr>
-          <w:rFonts w:ascii="Times New Roman" w:eastAsia="楷体" w:hAnsi="Times New Roman" w:cs="Times New Roman"/>
-          <w:sz w:val="21"/>
-          <w:szCs w:val="21"/>
-          <w:lang w:eastAsia="zh-CN"/>
-        </w:rPr>
-        <w:t xml:space="preserve"> DFT </w:t>
-      </w:r>
-      <w:r>
-        <w:rPr>
-          <w:rFonts w:ascii="楷体" w:eastAsia="楷体" w:hAnsi="楷体"/>
-          <w:sz w:val="21"/>
-          <w:szCs w:val="21"/>
-          <w:lang w:eastAsia="zh-CN"/>
-        </w:rPr>
-        <w:t>数据，并通过构建</w:t>
-      </w:r>
-      <w:r>
-        <w:rPr>
-          <w:rFonts w:ascii="Times New Roman" w:eastAsia="楷体" w:hAnsi="Times New Roman" w:cs="Times New Roman"/>
-          <w:sz w:val="21"/>
-          <w:szCs w:val="21"/>
-          <w:lang w:eastAsia="zh-CN"/>
-        </w:rPr>
-        <w:t xml:space="preserve"> Spark </w:t>
-      </w:r>
-      <w:r>
-        <w:rPr>
-          <w:rFonts w:ascii="楷体" w:eastAsia="楷体" w:hAnsi="楷体"/>
-          <w:sz w:val="21"/>
-          <w:szCs w:val="21"/>
-          <w:lang w:eastAsia="zh-CN"/>
-        </w:rPr>
-        <w:t>任务参数、发送</w:t>
-      </w:r>
-      <w:r>
-        <w:rPr>
-          <w:rFonts w:ascii="Times New Roman" w:eastAsia="楷体" w:hAnsi="Times New Roman" w:cs="Times New Roman"/>
-          <w:sz w:val="21"/>
-          <w:szCs w:val="21"/>
-          <w:lang w:eastAsia="zh-CN"/>
-        </w:rPr>
-        <w:t xml:space="preserve"> HTTP </w:t>
-      </w:r>
-      <w:r>
-        <w:rPr>
-          <w:rFonts w:ascii="楷体" w:eastAsia="楷体" w:hAnsi="楷体"/>
-          <w:sz w:val="21"/>
-          <w:szCs w:val="21"/>
-          <w:lang w:eastAsia="zh-CN"/>
-        </w:rPr>
-        <w:t>请求执行</w:t>
-      </w:r>
-      <w:r>
-        <w:rPr>
-          <w:rFonts w:ascii="Times New Roman" w:eastAsia="楷体" w:hAnsi="Times New Roman" w:cs="Times New Roman"/>
-          <w:sz w:val="21"/>
-          <w:szCs w:val="21"/>
-          <w:lang w:eastAsia="zh-CN"/>
-        </w:rPr>
-        <w:t xml:space="preserve"> Spark </w:t>
-      </w:r>
-      <w:r>
-        <w:rPr>
-          <w:rFonts w:ascii="楷体" w:eastAsia="楷体" w:hAnsi="楷体"/>
-          <w:sz w:val="21"/>
-          <w:szCs w:val="21"/>
-          <w:lang w:eastAsia="zh-CN"/>
-        </w:rPr>
-        <w:t>任务，获取</w:t>
-      </w:r>
-      <w:r>
-        <w:rPr>
-          <w:rFonts w:ascii="Times New Roman" w:eastAsia="楷体" w:hAnsi="Times New Roman" w:cs="Times New Roman"/>
-          <w:sz w:val="21"/>
-          <w:szCs w:val="21"/>
-          <w:lang w:eastAsia="zh-CN"/>
-        </w:rPr>
-        <w:t xml:space="preserve"> Hive </w:t>
-      </w:r>
-      <w:r>
-        <w:rPr>
-          <w:rFonts w:ascii="楷体" w:eastAsia="楷体" w:hAnsi="楷体"/>
-          <w:sz w:val="21"/>
-          <w:szCs w:val="21"/>
-          <w:lang w:eastAsia="zh-CN"/>
-        </w:rPr>
-        <w:t>数据用于后续消费处理</w:t>
-      </w:r>
-    </w:p>
-    <w:p>
-      <w:pPr>
-        <w:pStyle w:val="ab"/>
-        <w:numPr>
-          <w:ilvl w:val="0"/>
-          <w:numId w:val="11"/>
-        </w:numPr>
-        <w:tabs>
-          <w:tab w:val="left" w:pos="1200"/>
-        </w:tabs>
-        <w:rPr>
-          <w:rFonts w:ascii="楷体" w:eastAsia="楷体" w:hAnsi="楷体" w:hint="eastAsia"/>
-          <w:sz w:val="21"/>
-          <w:szCs w:val="21"/>
-          <w:lang w:eastAsia="zh-CN"/>
-        </w:rPr>
-      </w:pPr>
-      <w:r>
-        <w:rPr>
-          <w:rFonts w:ascii="楷体" w:eastAsia="楷体" w:hAnsi="楷体"/>
-          <w:sz w:val="21"/>
-          <w:szCs w:val="21"/>
-          <w:lang w:eastAsia="zh-CN"/>
-        </w:rPr>
-        <w:t>封装大模型接口调用功能，为接口增设限流与重试机制；针对限流场景，通过在配置中心配置多个备用</w:t>
-      </w:r>
-      <w:r>
-        <w:rPr>
-          <w:rFonts w:ascii="Times New Roman" w:eastAsia="楷体" w:hAnsi="Times New Roman" w:cs="Times New Roman"/>
-          <w:sz w:val="21"/>
-          <w:szCs w:val="21"/>
-          <w:lang w:eastAsia="zh-CN"/>
-        </w:rPr>
-        <w:t xml:space="preserve"> appId </w:t>
-      </w:r>
-      <w:r>
-        <w:rPr>
-          <w:rFonts w:ascii="楷体" w:eastAsia="楷体" w:hAnsi="楷体"/>
-          <w:sz w:val="21"/>
-          <w:szCs w:val="21"/>
-          <w:lang w:eastAsia="zh-CN"/>
-        </w:rPr>
-        <w:t>提升接口可用性与请求成功率，确保主</w:t>
-      </w:r>
-      <w:r>
-        <w:rPr>
-          <w:rFonts w:ascii="Times New Roman" w:eastAsia="楷体" w:hAnsi="Times New Roman" w:cs="Times New Roman"/>
-          <w:sz w:val="21"/>
-          <w:szCs w:val="21"/>
-          <w:lang w:eastAsia="zh-CN"/>
-        </w:rPr>
-        <w:t xml:space="preserve"> appId </w:t>
-      </w:r>
-      <w:r>
-        <w:rPr>
-          <w:rFonts w:ascii="楷体" w:eastAsia="楷体" w:hAnsi="楷体"/>
-          <w:sz w:val="21"/>
-          <w:szCs w:val="21"/>
-          <w:lang w:eastAsia="zh-CN"/>
-        </w:rPr>
-        <w:t>触发限流时，可自动切换至备用</w:t>
-      </w:r>
-      <w:r>
-        <w:rPr>
-          <w:rFonts w:ascii="Times New Roman" w:eastAsia="楷体" w:hAnsi="Times New Roman" w:cs="Times New Roman"/>
-          <w:sz w:val="21"/>
-          <w:szCs w:val="21"/>
-          <w:lang w:eastAsia="zh-CN"/>
-        </w:rPr>
-        <w:t xml:space="preserve"> appId </w:t>
-      </w:r>
-      <w:r>
-        <w:rPr>
-          <w:rFonts w:ascii="楷体" w:eastAsia="楷体" w:hAnsi="楷体"/>
-          <w:sz w:val="21"/>
-          <w:szCs w:val="21"/>
-          <w:lang w:eastAsia="zh-CN"/>
-        </w:rPr>
-        <w:t>持续处理请求</w:t>
-      </w:r>
-    </w:p>
-    <w:p>
-      <w:pPr>
-        <w:pStyle w:val="ab"/>
-        <w:numPr>
-          <w:ilvl w:val="0"/>
-          <w:numId w:val="11"/>
-        </w:numPr>
-        <w:tabs>
-          <w:tab w:val="left" w:pos="1200"/>
-        </w:tabs>
-        <w:rPr>
-          <w:rFonts w:ascii="楷体" w:eastAsia="楷体" w:hAnsi="楷体" w:hint="eastAsia"/>
-          <w:sz w:val="21"/>
-          <w:szCs w:val="21"/>
-          <w:lang w:eastAsia="zh-CN"/>
-        </w:rPr>
-      </w:pPr>
-      <w:r>
-        <w:rPr>
-          <w:rFonts w:ascii="楷体" w:eastAsia="楷体" w:hAnsi="楷体"/>
-          <w:sz w:val="21"/>
-          <w:szCs w:val="21"/>
-          <w:lang w:eastAsia="zh-CN"/>
-        </w:rPr>
-        <w:t>构建完整的</w:t>
-      </w:r>
-      <w:proofErr w:type="gramStart"/>
-      <w:r>
-        <w:rPr>
-          <w:rFonts w:ascii="楷体" w:eastAsia="楷体" w:hAnsi="楷体"/>
-          <w:sz w:val="21"/>
-          <w:szCs w:val="21"/>
-          <w:lang w:eastAsia="zh-CN"/>
-        </w:rPr>
-        <w:t>微信门</w:t>
-      </w:r>
-      <w:proofErr w:type="gramEnd"/>
-      <w:r>
-        <w:rPr>
-          <w:rFonts w:ascii="楷体" w:eastAsia="楷体" w:hAnsi="楷体"/>
-          <w:sz w:val="21"/>
-          <w:szCs w:val="21"/>
-          <w:lang w:eastAsia="zh-CN"/>
-        </w:rPr>
-        <w:t>店挖掘方案，通过修改</w:t>
-      </w:r>
-      <w:r>
-        <w:rPr>
-          <w:rFonts w:ascii="Times New Roman" w:eastAsia="楷体" w:hAnsi="Times New Roman" w:cs="Times New Roman"/>
-          <w:sz w:val="21"/>
-          <w:szCs w:val="21"/>
-          <w:lang w:eastAsia="zh-CN"/>
-        </w:rPr>
-        <w:t xml:space="preserve"> JSON </w:t>
-      </w:r>
-      <w:r>
-        <w:rPr>
-          <w:rFonts w:ascii="楷体" w:eastAsia="楷体" w:hAnsi="楷体"/>
-          <w:sz w:val="21"/>
-          <w:szCs w:val="21"/>
-          <w:lang w:eastAsia="zh-CN"/>
-        </w:rPr>
-        <w:t>模板及</w:t>
-      </w:r>
-      <w:r>
-        <w:rPr>
-          <w:rFonts w:ascii="楷体" w:eastAsia="楷体" w:hAnsi="楷体"/>
-          <w:b/>
-          <w:bCs/>
-          <w:sz w:val="21"/>
-          <w:szCs w:val="21"/>
-          <w:lang w:eastAsia="zh-CN"/>
-        </w:rPr>
-        <w:t>调优</w:t>
-      </w:r>
-      <w:r>
-        <w:rPr>
-          <w:rFonts w:ascii="Times New Roman" w:eastAsia="楷体" w:hAnsi="Times New Roman" w:cs="Times New Roman"/>
-          <w:b/>
-          <w:bCs/>
-          <w:sz w:val="21"/>
-          <w:szCs w:val="21"/>
-          <w:lang w:eastAsia="zh-CN"/>
-        </w:rPr>
-        <w:t xml:space="preserve"> Prompt</w:t>
-      </w:r>
-      <w:r>
-        <w:rPr>
-          <w:rFonts w:ascii="楷体" w:eastAsia="楷体" w:hAnsi="楷体"/>
-          <w:sz w:val="21"/>
-          <w:szCs w:val="21"/>
-          <w:lang w:eastAsia="zh-CN"/>
-        </w:rPr>
-        <w:t>，</w:t>
-      </w:r>
-      <w:proofErr w:type="gramStart"/>
-      <w:r>
-        <w:rPr>
-          <w:rFonts w:ascii="楷体" w:eastAsia="楷体" w:hAnsi="楷体"/>
-          <w:sz w:val="21"/>
-          <w:szCs w:val="21"/>
-          <w:lang w:eastAsia="zh-CN"/>
-        </w:rPr>
-        <w:t>使微信门</w:t>
-      </w:r>
-      <w:proofErr w:type="gramEnd"/>
-      <w:r>
-        <w:rPr>
-          <w:rFonts w:ascii="楷体" w:eastAsia="楷体" w:hAnsi="楷体"/>
-          <w:sz w:val="21"/>
-          <w:szCs w:val="21"/>
-          <w:lang w:eastAsia="zh-CN"/>
-        </w:rPr>
-        <w:t>店</w:t>
-      </w:r>
-      <w:r>
-        <w:rPr>
-          <w:rFonts w:ascii="楷体" w:eastAsia="楷体" w:hAnsi="楷体"/>
-          <w:b/>
-          <w:bCs/>
-          <w:sz w:val="21"/>
-          <w:szCs w:val="21"/>
-          <w:lang w:eastAsia="zh-CN"/>
-        </w:rPr>
-        <w:t>挖掘召回率</w:t>
-      </w:r>
-      <w:r>
-        <w:rPr>
-          <w:rFonts w:ascii="楷体" w:eastAsia="楷体" w:hAnsi="楷体"/>
-          <w:sz w:val="21"/>
-          <w:szCs w:val="21"/>
-          <w:lang w:eastAsia="zh-CN"/>
-        </w:rPr>
-        <w:t>均值由</w:t>
-      </w:r>
-      <w:r>
-        <w:rPr>
-          <w:rFonts w:ascii="楷体" w:eastAsia="楷体" w:hAnsi="楷体"/>
-          <w:sz w:val="21"/>
-          <w:szCs w:val="21"/>
-          <w:lang w:eastAsia="zh-CN"/>
-        </w:rPr>
-        <w:t xml:space="preserve"> </w:t>
-      </w:r>
-      <w:r>
-        <w:rPr>
-          <w:rFonts w:ascii="Times New Roman" w:eastAsia="楷体" w:hAnsi="Times New Roman" w:cs="Times New Roman"/>
-          <w:sz w:val="21"/>
-          <w:szCs w:val="21"/>
-          <w:lang w:eastAsia="zh-CN"/>
-        </w:rPr>
-        <w:t>40%</w:t>
-      </w:r>
-      <w:r>
-        <w:rPr>
-          <w:rFonts w:ascii="Times New Roman" w:eastAsia="楷体" w:hAnsi="Times New Roman" w:cs="Times New Roman"/>
-          <w:sz w:val="21"/>
-          <w:szCs w:val="21"/>
-          <w:lang w:eastAsia="zh-CN"/>
-        </w:rPr>
-        <w:t xml:space="preserve"> </w:t>
-      </w:r>
-      <w:r>
-        <w:rPr>
-          <w:rFonts w:ascii="楷体" w:eastAsia="楷体" w:hAnsi="楷体"/>
-          <w:sz w:val="21"/>
-          <w:szCs w:val="21"/>
-          <w:lang w:eastAsia="zh-CN"/>
-        </w:rPr>
-        <w:t>提升至</w:t>
-      </w:r>
-      <w:r>
-        <w:rPr>
-          <w:rFonts w:ascii="Times New Roman" w:eastAsia="楷体" w:hAnsi="Times New Roman" w:cs="Times New Roman"/>
-          <w:b/>
-          <w:bCs/>
-          <w:sz w:val="21"/>
-          <w:szCs w:val="21"/>
-          <w:lang w:eastAsia="zh-CN"/>
-        </w:rPr>
-        <w:t>60%</w:t>
-      </w:r>
-    </w:p>
-    <w:p>
-      <w:pPr>
-        <w:pStyle w:val="ab"/>
-        <w:numPr>
-          <w:ilvl w:val="0"/>
-          <w:numId w:val="11"/>
-        </w:numPr>
-        <w:tabs>
-          <w:tab w:val="left" w:pos="1200"/>
-        </w:tabs>
-        <w:rPr>
-          <w:rFonts w:ascii="楷体" w:eastAsia="楷体" w:hAnsi="楷体" w:hint="eastAsia"/>
-          <w:sz w:val="21"/>
-          <w:szCs w:val="21"/>
-          <w:lang w:eastAsia="zh-CN"/>
-        </w:rPr>
-      </w:pPr>
-      <w:r>
-        <w:rPr>
-          <w:rFonts w:ascii="楷体" w:eastAsia="楷体" w:hAnsi="楷体" w:hint="eastAsia"/>
-          <w:sz w:val="21"/>
-          <w:szCs w:val="21"/>
-          <w:lang w:eastAsia="zh-CN"/>
-        </w:rPr>
-        <w:t>使用</w:t>
-      </w:r>
-      <w:r>
-        <w:rPr>
-          <w:rFonts w:ascii="楷体" w:eastAsia="楷体" w:hAnsi="楷体" w:hint="eastAsia"/>
-          <w:b/>
-          <w:bCs/>
-          <w:sz w:val="21"/>
-          <w:szCs w:val="21"/>
-          <w:lang w:eastAsia="zh-CN"/>
-        </w:rPr>
-        <w:t>线程池异步</w:t>
-      </w:r>
-      <w:r>
-        <w:rPr>
-          <w:rFonts w:ascii="楷体" w:eastAsia="楷体" w:hAnsi="楷体" w:hint="eastAsia"/>
-          <w:sz w:val="21"/>
-          <w:szCs w:val="21"/>
-          <w:lang w:eastAsia="zh-CN"/>
-        </w:rPr>
-        <w:t>导出生产结果为</w:t>
-      </w:r>
-      <w:r>
-        <w:rPr>
-          <w:rFonts w:ascii="Times New Roman" w:eastAsia="楷体" w:hAnsi="Times New Roman" w:cs="Times New Roman"/>
-          <w:sz w:val="21"/>
-          <w:szCs w:val="21"/>
-          <w:lang w:eastAsia="zh-CN"/>
-        </w:rPr>
-        <w:t xml:space="preserve"> Excel </w:t>
-      </w:r>
-      <w:r>
-        <w:rPr>
-          <w:rFonts w:ascii="楷体" w:eastAsia="楷体" w:hAnsi="楷体" w:hint="eastAsia"/>
-          <w:sz w:val="21"/>
-          <w:szCs w:val="21"/>
-          <w:lang w:eastAsia="zh-CN"/>
-        </w:rPr>
-        <w:t>并将</w:t>
-      </w:r>
-      <w:r>
-        <w:rPr>
-          <w:rFonts w:ascii="Times New Roman" w:eastAsia="楷体" w:hAnsi="Times New Roman" w:cs="Times New Roman"/>
-          <w:sz w:val="21"/>
-          <w:szCs w:val="21"/>
-          <w:lang w:eastAsia="zh-CN"/>
-        </w:rPr>
-        <w:t xml:space="preserve"> Excel </w:t>
-      </w:r>
-      <w:r>
-        <w:rPr>
-          <w:rFonts w:ascii="楷体" w:eastAsia="楷体" w:hAnsi="楷体" w:hint="eastAsia"/>
-          <w:sz w:val="21"/>
-          <w:szCs w:val="21"/>
-          <w:lang w:eastAsia="zh-CN"/>
-        </w:rPr>
-        <w:t>文件上传至</w:t>
-      </w:r>
-      <w:r>
-        <w:rPr>
-          <w:rFonts w:ascii="Times New Roman" w:eastAsia="楷体" w:hAnsi="Times New Roman" w:cs="Times New Roman"/>
-          <w:sz w:val="21"/>
-          <w:szCs w:val="21"/>
-          <w:lang w:eastAsia="zh-CN"/>
-        </w:rPr>
-        <w:t xml:space="preserve"> s3Plus </w:t>
-      </w:r>
-      <w:r>
-        <w:rPr>
-          <w:rFonts w:ascii="楷体" w:eastAsia="楷体" w:hAnsi="楷体" w:hint="eastAsia"/>
-          <w:sz w:val="21"/>
-          <w:szCs w:val="21"/>
-          <w:lang w:eastAsia="zh-CN"/>
-        </w:rPr>
-        <w:t>平台，最终发送</w:t>
-      </w:r>
-      <w:r>
-        <w:rPr>
-          <w:rFonts w:ascii="楷体" w:eastAsia="楷体" w:hAnsi="楷体" w:hint="eastAsia"/>
-          <w:sz w:val="21"/>
-          <w:szCs w:val="21"/>
-          <w:lang w:eastAsia="zh-CN"/>
-        </w:rPr>
-        <w:t>至</w:t>
-      </w:r>
-      <w:r>
-        <w:rPr>
-          <w:rFonts w:ascii="楷体" w:eastAsia="楷体" w:hAnsi="楷体" w:hint="eastAsia"/>
-          <w:sz w:val="21"/>
-          <w:szCs w:val="21"/>
-          <w:lang w:eastAsia="zh-CN"/>
-        </w:rPr>
-        <w:t>大象通知</w:t>
-      </w:r>
-      <w:r>
-        <w:rPr>
-          <w:rFonts w:ascii="楷体" w:eastAsia="楷体" w:hAnsi="楷体" w:hint="eastAsia"/>
-          <w:sz w:val="21"/>
-          <w:szCs w:val="21"/>
-          <w:lang w:eastAsia="zh-CN"/>
-        </w:rPr>
-        <w:t>用户</w:t>
-      </w:r>
-      <w:r>
-        <w:rPr>
-          <w:rFonts w:ascii="楷体" w:eastAsia="楷体" w:hAnsi="楷体" w:hint="eastAsia"/>
-          <w:sz w:val="21"/>
-          <w:szCs w:val="21"/>
-          <w:lang w:eastAsia="zh-CN"/>
-        </w:rPr>
-        <w:t>下载</w:t>
-      </w:r>
-      <w:r>
-        <w:rPr>
-          <w:rFonts w:ascii="Times New Roman" w:eastAsia="楷体" w:hAnsi="Times New Roman" w:cs="Times New Roman"/>
-          <w:sz w:val="21"/>
-          <w:szCs w:val="21"/>
-          <w:lang w:eastAsia="zh-CN"/>
-        </w:rPr>
-        <w:t xml:space="preserve"> </w:t>
-      </w:r>
-      <w:proofErr w:type="spellStart"/>
-      <w:r>
-        <w:rPr>
-          <w:rFonts w:ascii="Times New Roman" w:eastAsia="楷体" w:hAnsi="Times New Roman" w:cs="Times New Roman"/>
-          <w:sz w:val="21"/>
-          <w:szCs w:val="21"/>
-          <w:lang w:eastAsia="zh-CN"/>
-        </w:rPr>
-        <w:t>url</w:t>
-      </w:r>
-      <w:proofErr w:type="spellEnd"/>
-    </w:p>
-    <w:p>
-      <w:pPr>
-        <w:tabs>
-          <w:tab w:val="left" w:pos="306"/>
-        </w:tabs>
-        <w:ind w:left="106"/>
-        <w:rPr>
-          <w:rFonts w:ascii="楷体" w:eastAsia="楷体" w:hAnsi="楷体" w:hint="eastAsia"/>
-          <w:sz w:val="21"/>
-          <w:szCs w:val="21"/>
-          <w:lang w:eastAsia="zh-CN"/>
-        </w:rPr>
-      </w:pPr>
-      <w:r>
-        <w:rPr>
-          <w:noProof/>
-        </w:rPr>
-        <w:drawing>
-          <wp:inline distT="0" distB="0" distL="0" distR="0" wp14:anchorId="48FB3AE9" wp14:editId="690FD85B">
-            <wp:extent cx="201168" cy="201168"/>
-            <wp:effectExtent l="0" t="0" r="0" b="0"/>
-            <wp:docPr id="813030168" name="Picture 813030168"/>
-            <wp:cNvGraphicFramePr>
-              <a:graphicFrameLocks xmlns:a="http://schemas.openxmlformats.org/drawingml/2006/main" noChangeAspect="1"/>
-            </wp:cNvGraphicFramePr>
-            <a:graphic xmlns:a="http://schemas.openxmlformats.org/drawingml/2006/main">
-              <a:graphicData uri="http://schemas.openxmlformats.org/drawingml/2006/picture">
-                <pic:pic xmlns:pic="http://schemas.openxmlformats.org/drawingml/2006/picture">
-                  <pic:nvPicPr>
-                    <pic:cNvPr id="0" name="快手.png"/>
                     <pic:cNvPicPr/>
                   </pic:nvPicPr>
                   <pic:blipFill>
@@ -6994,6 +6027,774 @@
         </w:drawing>
       </w:r>
       <w:r>
+        <w:rPr>
+          <w:lang w:eastAsia="zh-CN"/>
+        </w:rPr>
+        <w:t xml:space="preserve"> </w:t>
+      </w:r>
+      <w:r>
+        <w:rPr>
+          <w:rFonts w:ascii="楷体" w:eastAsia="楷体" w:hAnsi="楷体" w:hint="eastAsia"/>
+          <w:b/>
+          <w:bCs/>
+          <w:sz w:val="24"/>
+          <w:szCs w:val="24"/>
+          <w:lang w:eastAsia="zh-CN"/>
+        </w:rPr>
+        <w:t>美团</w:t>
+      </w:r>
+      <w:r>
+        <w:rPr>
+          <w:rFonts w:ascii="楷体" w:eastAsia="楷体" w:hAnsi="楷体"/>
+          <w:b/>
+          <w:bCs/>
+          <w:sz w:val="24"/>
+          <w:szCs w:val="24"/>
+          <w:lang w:eastAsia="zh-CN"/>
+        </w:rPr>
+        <w:t xml:space="preserve"> </w:t>
+      </w:r>
+      <w:r>
+        <w:rPr>
+          <w:rFonts w:ascii="楷体" w:eastAsia="楷体" w:hAnsi="楷体" w:hint="eastAsia"/>
+          <w:b/>
+          <w:bCs/>
+          <w:sz w:val="24"/>
+          <w:szCs w:val="24"/>
+          <w:lang w:eastAsia="zh-CN"/>
+        </w:rPr>
+        <w:t xml:space="preserve">| </w:t>
+      </w:r>
+      <w:r>
+        <w:rPr>
+          <w:rFonts w:ascii="楷体" w:eastAsia="楷体" w:hAnsi="楷体" w:hint="eastAsia"/>
+          <w:b/>
+          <w:bCs/>
+          <w:sz w:val="24"/>
+          <w:szCs w:val="24"/>
+          <w:lang w:eastAsia="zh-CN"/>
+        </w:rPr>
+        <w:t>到餐技术部/用户体验研发组/运营后端组</w:t>
+      </w:r>
+      <w:r>
+        <w:rPr>
+          <w:rFonts w:ascii="楷体" w:eastAsia="楷体" w:hAnsi="楷体" w:hint="eastAsia"/>
+          <w:b/>
+          <w:bCs/>
+          <w:sz w:val="24"/>
+          <w:szCs w:val="24"/>
+          <w:lang w:eastAsia="zh-CN"/>
+        </w:rPr>
+        <w:t xml:space="preserve">         </w:t>
+      </w:r>
+      <w:r>
+        <w:rPr>
+          <w:rFonts w:ascii="楷体" w:eastAsia="楷体" w:hAnsi="楷体" w:hint="eastAsia"/>
+          <w:b/>
+          <w:bCs/>
+          <w:sz w:val="24"/>
+          <w:szCs w:val="24"/>
+          <w:lang w:eastAsia="zh-CN"/>
+        </w:rPr>
+        <w:t xml:space="preserve"> </w:t>
+      </w:r>
+      <w:r>
+        <w:rPr>
+          <w:rFonts w:ascii="楷体" w:eastAsia="楷体" w:hAnsi="楷体" w:hint="eastAsia"/>
+          <w:b/>
+          <w:bCs/>
+          <w:sz w:val="24"/>
+          <w:szCs w:val="24"/>
+          <w:lang w:eastAsia="zh-CN"/>
+        </w:rPr>
+        <w:t xml:space="preserve"> </w:t>
+      </w:r>
+      <w:r>
+        <w:rPr>
+          <w:rFonts w:ascii="楷体" w:eastAsia="楷体" w:hAnsi="楷体" w:hint="eastAsia"/>
+          <w:sz w:val="21"/>
+          <w:szCs w:val="21"/>
+          <w:lang w:eastAsia="zh-CN"/>
+        </w:rPr>
+        <w:t xml:space="preserve">   </w:t>
+      </w:r>
+      <w:r>
+        <w:rPr>
+          <w:rFonts w:ascii="楷体" w:eastAsia="楷体" w:hAnsi="楷体"/>
+          <w:sz w:val="21"/>
+          <w:szCs w:val="21"/>
+          <w:lang w:eastAsia="zh-CN"/>
+        </w:rPr>
+        <w:t xml:space="preserve">               </w:t>
+      </w:r>
+      <w:r>
+        <w:rPr>
+          <w:rFonts w:ascii="楷体" w:eastAsia="楷体" w:hAnsi="楷体"/>
+          <w:sz w:val="21"/>
+          <w:szCs w:val="21"/>
+          <w:lang w:eastAsia="zh-CN"/>
+        </w:rPr>
+        <w:t xml:space="preserve"> </w:t>
+      </w:r>
+      <w:r>
+        <w:rPr>
+          <w:rFonts w:ascii="Times New Roman" w:eastAsia="楷体" w:hAnsi="Times New Roman" w:cs="Times New Roman"/>
+          <w:sz w:val="24"/>
+          <w:szCs w:val="24"/>
+          <w:lang w:eastAsia="zh-CN"/>
+        </w:rPr>
+        <w:t>202</w:t>
+      </w:r>
+      <w:r>
+        <w:rPr>
+          <w:rFonts w:ascii="Times New Roman" w:eastAsia="楷体" w:hAnsi="Times New Roman" w:cs="Times New Roman" w:hint="eastAsia"/>
+          <w:sz w:val="24"/>
+          <w:szCs w:val="24"/>
+          <w:lang w:eastAsia="zh-CN"/>
+        </w:rPr>
+        <w:t>5</w:t>
+      </w:r>
+      <w:r>
+        <w:rPr>
+          <w:rFonts w:ascii="Times New Roman" w:eastAsia="楷体" w:hAnsi="Times New Roman" w:cs="Times New Roman"/>
+          <w:sz w:val="24"/>
+          <w:szCs w:val="24"/>
+          <w:lang w:eastAsia="zh-CN"/>
+        </w:rPr>
+        <w:t>-</w:t>
+      </w:r>
+      <w:r>
+        <w:rPr>
+          <w:rFonts w:ascii="Times New Roman" w:eastAsia="楷体" w:hAnsi="Times New Roman" w:cs="Times New Roman" w:hint="eastAsia"/>
+          <w:sz w:val="24"/>
+          <w:szCs w:val="24"/>
+          <w:lang w:eastAsia="zh-CN"/>
+        </w:rPr>
+        <w:t>05</w:t>
+      </w:r>
+      <w:r>
+        <w:rPr>
+          <w:rFonts w:ascii="Times New Roman" w:eastAsia="楷体" w:hAnsi="Times New Roman" w:cs="Times New Roman"/>
+          <w:sz w:val="24"/>
+          <w:szCs w:val="24"/>
+          <w:lang w:eastAsia="zh-CN"/>
+        </w:rPr>
+        <w:t xml:space="preserve"> – 202</w:t>
+      </w:r>
+      <w:r>
+        <w:rPr>
+          <w:rFonts w:ascii="Times New Roman" w:eastAsia="楷体" w:hAnsi="Times New Roman" w:cs="Times New Roman" w:hint="eastAsia"/>
+          <w:sz w:val="24"/>
+          <w:szCs w:val="24"/>
+          <w:lang w:eastAsia="zh-CN"/>
+        </w:rPr>
+        <w:t>5</w:t>
+      </w:r>
+      <w:r>
+        <w:rPr>
+          <w:rFonts w:ascii="Times New Roman" w:eastAsia="楷体" w:hAnsi="Times New Roman" w:cs="Times New Roman"/>
+          <w:sz w:val="24"/>
+          <w:szCs w:val="24"/>
+          <w:lang w:eastAsia="zh-CN"/>
+        </w:rPr>
+        <w:t>-0</w:t>
+      </w:r>
+      <w:r>
+        <w:rPr>
+          <w:rFonts w:ascii="Times New Roman" w:eastAsia="楷体" w:hAnsi="Times New Roman" w:cs="Times New Roman" w:hint="eastAsia"/>
+          <w:sz w:val="24"/>
+          <w:szCs w:val="24"/>
+          <w:lang w:eastAsia="zh-CN"/>
+        </w:rPr>
+        <w:t>8</w:t>
+      </w:r>
+    </w:p>
+    <w:p>
+      <w:pPr>
+        <w:pStyle w:val="ab"/>
+        <w:numPr>
+          <w:ilvl w:val="0"/>
+          <w:numId w:val="11"/>
+        </w:numPr>
+        <w:tabs>
+          <w:tab w:val="left" w:pos="1200"/>
+        </w:tabs>
+        <w:rPr>
+          <w:rFonts w:ascii="楷体" w:eastAsia="楷体" w:hAnsi="楷体" w:hint="eastAsia"/>
+          <w:sz w:val="21"/>
+          <w:szCs w:val="21"/>
+          <w:lang w:eastAsia="zh-CN"/>
+        </w:rPr>
+      </w:pPr>
+      <w:r>
+        <w:rPr>
+          <w:rFonts w:ascii="楷体" w:eastAsia="楷体" w:hAnsi="楷体" w:hint="eastAsia"/>
+          <w:sz w:val="21"/>
+          <w:szCs w:val="21"/>
+          <w:lang w:eastAsia="zh-CN"/>
+        </w:rPr>
+        <w:t>负责开发到餐美食供给生产工作台，包含系统模板的创建、数据采集、数据导出等多个模块</w:t>
+      </w:r>
+    </w:p>
+    <w:p>
+      <w:pPr>
+        <w:pStyle w:val="ab"/>
+        <w:numPr>
+          <w:ilvl w:val="0"/>
+          <w:numId w:val="11"/>
+        </w:numPr>
+        <w:tabs>
+          <w:tab w:val="left" w:pos="1200"/>
+        </w:tabs>
+        <w:rPr>
+          <w:rFonts w:ascii="楷体" w:eastAsia="楷体" w:hAnsi="楷体" w:hint="eastAsia"/>
+          <w:sz w:val="21"/>
+          <w:szCs w:val="21"/>
+          <w:lang w:eastAsia="zh-CN"/>
+        </w:rPr>
+      </w:pPr>
+      <w:r>
+        <w:rPr>
+          <w:rFonts w:ascii="楷体" w:eastAsia="楷体" w:hAnsi="楷体"/>
+          <w:sz w:val="21"/>
+          <w:szCs w:val="21"/>
+          <w:lang w:eastAsia="zh-CN"/>
+        </w:rPr>
+        <w:t>针对数据采集功能，采用策略 + 工厂模式按类型动态采集</w:t>
+      </w:r>
+      <w:r>
+        <w:rPr>
+          <w:rFonts w:ascii="Times New Roman" w:eastAsia="楷体" w:hAnsi="Times New Roman" w:cs="Times New Roman"/>
+          <w:sz w:val="21"/>
+          <w:szCs w:val="21"/>
+          <w:lang w:eastAsia="zh-CN"/>
+        </w:rPr>
+        <w:t xml:space="preserve"> Hive </w:t>
+      </w:r>
+      <w:r>
+        <w:rPr>
+          <w:rFonts w:ascii="楷体" w:eastAsia="楷体" w:hAnsi="楷体"/>
+          <w:sz w:val="21"/>
+          <w:szCs w:val="21"/>
+          <w:lang w:eastAsia="zh-CN"/>
+        </w:rPr>
+        <w:t>数据或</w:t>
+      </w:r>
+      <w:r>
+        <w:rPr>
+          <w:rFonts w:ascii="Times New Roman" w:eastAsia="楷体" w:hAnsi="Times New Roman" w:cs="Times New Roman"/>
+          <w:sz w:val="21"/>
+          <w:szCs w:val="21"/>
+          <w:lang w:eastAsia="zh-CN"/>
+        </w:rPr>
+        <w:t xml:space="preserve"> DFT </w:t>
+      </w:r>
+      <w:r>
+        <w:rPr>
+          <w:rFonts w:ascii="楷体" w:eastAsia="楷体" w:hAnsi="楷体"/>
+          <w:sz w:val="21"/>
+          <w:szCs w:val="21"/>
+          <w:lang w:eastAsia="zh-CN"/>
+        </w:rPr>
+        <w:t>数据，并通过构建</w:t>
+      </w:r>
+      <w:r>
+        <w:rPr>
+          <w:rFonts w:ascii="Times New Roman" w:eastAsia="楷体" w:hAnsi="Times New Roman" w:cs="Times New Roman"/>
+          <w:sz w:val="21"/>
+          <w:szCs w:val="21"/>
+          <w:lang w:eastAsia="zh-CN"/>
+        </w:rPr>
+        <w:t xml:space="preserve"> Spark </w:t>
+      </w:r>
+      <w:r>
+        <w:rPr>
+          <w:rFonts w:ascii="楷体" w:eastAsia="楷体" w:hAnsi="楷体"/>
+          <w:sz w:val="21"/>
+          <w:szCs w:val="21"/>
+          <w:lang w:eastAsia="zh-CN"/>
+        </w:rPr>
+        <w:t>任务参数、发送</w:t>
+      </w:r>
+      <w:r>
+        <w:rPr>
+          <w:rFonts w:ascii="Times New Roman" w:eastAsia="楷体" w:hAnsi="Times New Roman" w:cs="Times New Roman"/>
+          <w:sz w:val="21"/>
+          <w:szCs w:val="21"/>
+          <w:lang w:eastAsia="zh-CN"/>
+        </w:rPr>
+        <w:t xml:space="preserve"> HTTP </w:t>
+      </w:r>
+      <w:r>
+        <w:rPr>
+          <w:rFonts w:ascii="楷体" w:eastAsia="楷体" w:hAnsi="楷体"/>
+          <w:sz w:val="21"/>
+          <w:szCs w:val="21"/>
+          <w:lang w:eastAsia="zh-CN"/>
+        </w:rPr>
+        <w:t>请求执行</w:t>
+      </w:r>
+      <w:r>
+        <w:rPr>
+          <w:rFonts w:ascii="Times New Roman" w:eastAsia="楷体" w:hAnsi="Times New Roman" w:cs="Times New Roman"/>
+          <w:sz w:val="21"/>
+          <w:szCs w:val="21"/>
+          <w:lang w:eastAsia="zh-CN"/>
+        </w:rPr>
+        <w:t xml:space="preserve"> Spark </w:t>
+      </w:r>
+      <w:r>
+        <w:rPr>
+          <w:rFonts w:ascii="楷体" w:eastAsia="楷体" w:hAnsi="楷体"/>
+          <w:sz w:val="21"/>
+          <w:szCs w:val="21"/>
+          <w:lang w:eastAsia="zh-CN"/>
+        </w:rPr>
+        <w:t>任务，获取</w:t>
+      </w:r>
+      <w:r>
+        <w:rPr>
+          <w:rFonts w:ascii="Times New Roman" w:eastAsia="楷体" w:hAnsi="Times New Roman" w:cs="Times New Roman"/>
+          <w:sz w:val="21"/>
+          <w:szCs w:val="21"/>
+          <w:lang w:eastAsia="zh-CN"/>
+        </w:rPr>
+        <w:t xml:space="preserve"> Hive </w:t>
+      </w:r>
+      <w:r>
+        <w:rPr>
+          <w:rFonts w:ascii="楷体" w:eastAsia="楷体" w:hAnsi="楷体"/>
+          <w:sz w:val="21"/>
+          <w:szCs w:val="21"/>
+          <w:lang w:eastAsia="zh-CN"/>
+        </w:rPr>
+        <w:t>数据用于后续消费处理</w:t>
+      </w:r>
+    </w:p>
+    <w:p>
+      <w:pPr>
+        <w:pStyle w:val="ab"/>
+        <w:numPr>
+          <w:ilvl w:val="0"/>
+          <w:numId w:val="11"/>
+        </w:numPr>
+        <w:tabs>
+          <w:tab w:val="left" w:pos="1200"/>
+        </w:tabs>
+        <w:rPr>
+          <w:rFonts w:ascii="楷体" w:eastAsia="楷体" w:hAnsi="楷体" w:hint="eastAsia"/>
+          <w:sz w:val="21"/>
+          <w:szCs w:val="21"/>
+          <w:lang w:eastAsia="zh-CN"/>
+        </w:rPr>
+      </w:pPr>
+      <w:r>
+        <w:rPr>
+          <w:rFonts w:ascii="楷体" w:eastAsia="楷体" w:hAnsi="楷体"/>
+          <w:sz w:val="21"/>
+          <w:szCs w:val="21"/>
+          <w:lang w:eastAsia="zh-CN"/>
+        </w:rPr>
+        <w:t>封装大模型接口调用功能，为接口增设限流与重试机制；针对限流场景，通过在配置中心配置多个备用</w:t>
+      </w:r>
+      <w:r>
+        <w:rPr>
+          <w:rFonts w:ascii="Times New Roman" w:eastAsia="楷体" w:hAnsi="Times New Roman" w:cs="Times New Roman"/>
+          <w:sz w:val="21"/>
+          <w:szCs w:val="21"/>
+          <w:lang w:eastAsia="zh-CN"/>
+        </w:rPr>
+        <w:t xml:space="preserve"> appId </w:t>
+      </w:r>
+      <w:r>
+        <w:rPr>
+          <w:rFonts w:ascii="楷体" w:eastAsia="楷体" w:hAnsi="楷体"/>
+          <w:sz w:val="21"/>
+          <w:szCs w:val="21"/>
+          <w:lang w:eastAsia="zh-CN"/>
+        </w:rPr>
+        <w:t>提升接口可用性与请求成功率，确保主</w:t>
+      </w:r>
+      <w:r>
+        <w:rPr>
+          <w:rFonts w:ascii="Times New Roman" w:eastAsia="楷体" w:hAnsi="Times New Roman" w:cs="Times New Roman"/>
+          <w:sz w:val="21"/>
+          <w:szCs w:val="21"/>
+          <w:lang w:eastAsia="zh-CN"/>
+        </w:rPr>
+        <w:t xml:space="preserve"> appId </w:t>
+      </w:r>
+      <w:r>
+        <w:rPr>
+          <w:rFonts w:ascii="楷体" w:eastAsia="楷体" w:hAnsi="楷体"/>
+          <w:sz w:val="21"/>
+          <w:szCs w:val="21"/>
+          <w:lang w:eastAsia="zh-CN"/>
+        </w:rPr>
+        <w:t>触发限流时，可自动切换至备用</w:t>
+      </w:r>
+      <w:r>
+        <w:rPr>
+          <w:rFonts w:ascii="Times New Roman" w:eastAsia="楷体" w:hAnsi="Times New Roman" w:cs="Times New Roman"/>
+          <w:sz w:val="21"/>
+          <w:szCs w:val="21"/>
+          <w:lang w:eastAsia="zh-CN"/>
+        </w:rPr>
+        <w:t xml:space="preserve"> appId </w:t>
+      </w:r>
+      <w:r>
+        <w:rPr>
+          <w:rFonts w:ascii="楷体" w:eastAsia="楷体" w:hAnsi="楷体"/>
+          <w:sz w:val="21"/>
+          <w:szCs w:val="21"/>
+          <w:lang w:eastAsia="zh-CN"/>
+        </w:rPr>
+        <w:t>持续处理请求</w:t>
+      </w:r>
+    </w:p>
+    <w:p>
+      <w:pPr>
+        <w:pStyle w:val="ab"/>
+        <w:numPr>
+          <w:ilvl w:val="0"/>
+          <w:numId w:val="11"/>
+        </w:numPr>
+        <w:tabs>
+          <w:tab w:val="left" w:pos="1200"/>
+        </w:tabs>
+        <w:rPr>
+          <w:rFonts w:ascii="楷体" w:eastAsia="楷体" w:hAnsi="楷体" w:hint="eastAsia"/>
+          <w:sz w:val="21"/>
+          <w:szCs w:val="21"/>
+          <w:lang w:eastAsia="zh-CN"/>
+        </w:rPr>
+      </w:pPr>
+      <w:r>
+        <w:rPr>
+          <w:rFonts w:ascii="楷体" w:eastAsia="楷体" w:hAnsi="楷体"/>
+          <w:sz w:val="21"/>
+          <w:szCs w:val="21"/>
+          <w:lang w:eastAsia="zh-CN"/>
+        </w:rPr>
+        <w:t>构建完整的微信门店挖掘方案，通过修改</w:t>
+      </w:r>
+      <w:r>
+        <w:rPr>
+          <w:rFonts w:ascii="Times New Roman" w:eastAsia="楷体" w:hAnsi="Times New Roman" w:cs="Times New Roman"/>
+          <w:sz w:val="21"/>
+          <w:szCs w:val="21"/>
+          <w:lang w:eastAsia="zh-CN"/>
+        </w:rPr>
+        <w:t xml:space="preserve"> JSON </w:t>
+      </w:r>
+      <w:r>
+        <w:rPr>
+          <w:rFonts w:ascii="楷体" w:eastAsia="楷体" w:hAnsi="楷体"/>
+          <w:sz w:val="21"/>
+          <w:szCs w:val="21"/>
+          <w:lang w:eastAsia="zh-CN"/>
+        </w:rPr>
+        <w:t>模板及</w:t>
+      </w:r>
+      <w:r>
+        <w:rPr>
+          <w:rFonts w:ascii="楷体" w:eastAsia="楷体" w:hAnsi="楷体"/>
+          <w:b/>
+          <w:bCs/>
+          <w:sz w:val="21"/>
+          <w:szCs w:val="21"/>
+          <w:lang w:eastAsia="zh-CN"/>
+        </w:rPr>
+        <w:t>调优</w:t>
+      </w:r>
+      <w:r>
+        <w:rPr>
+          <w:rFonts w:ascii="Times New Roman" w:eastAsia="楷体" w:hAnsi="Times New Roman" w:cs="Times New Roman"/>
+          <w:b/>
+          <w:bCs/>
+          <w:sz w:val="21"/>
+          <w:szCs w:val="21"/>
+          <w:lang w:eastAsia="zh-CN"/>
+        </w:rPr>
+        <w:t xml:space="preserve"> Prompt</w:t>
+      </w:r>
+      <w:r>
+        <w:rPr>
+          <w:rFonts w:ascii="楷体" w:eastAsia="楷体" w:hAnsi="楷体"/>
+          <w:sz w:val="21"/>
+          <w:szCs w:val="21"/>
+          <w:lang w:eastAsia="zh-CN"/>
+        </w:rPr>
+        <w:t>，使微信门店</w:t>
+      </w:r>
+      <w:r>
+        <w:rPr>
+          <w:rFonts w:ascii="楷体" w:eastAsia="楷体" w:hAnsi="楷体"/>
+          <w:b/>
+          <w:bCs/>
+          <w:sz w:val="21"/>
+          <w:szCs w:val="21"/>
+          <w:lang w:eastAsia="zh-CN"/>
+        </w:rPr>
+        <w:t>挖掘召回率</w:t>
+      </w:r>
+      <w:r>
+        <w:rPr>
+          <w:rFonts w:ascii="楷体" w:eastAsia="楷体" w:hAnsi="楷体"/>
+          <w:sz w:val="21"/>
+          <w:szCs w:val="21"/>
+          <w:lang w:eastAsia="zh-CN"/>
+        </w:rPr>
+        <w:t>均值由</w:t>
+      </w:r>
+      <w:r>
+        <w:rPr>
+          <w:rFonts w:ascii="楷体" w:eastAsia="楷体" w:hAnsi="楷体"/>
+          <w:sz w:val="21"/>
+          <w:szCs w:val="21"/>
+          <w:lang w:eastAsia="zh-CN"/>
+        </w:rPr>
+        <w:t xml:space="preserve"> </w:t>
+      </w:r>
+      <w:r>
+        <w:rPr>
+          <w:rFonts w:ascii="Times New Roman" w:eastAsia="楷体" w:hAnsi="Times New Roman" w:cs="Times New Roman"/>
+          <w:sz w:val="21"/>
+          <w:szCs w:val="21"/>
+          <w:lang w:eastAsia="zh-CN"/>
+        </w:rPr>
+        <w:t>40%</w:t>
+      </w:r>
+      <w:r>
+        <w:rPr>
+          <w:rFonts w:ascii="Times New Roman" w:eastAsia="楷体" w:hAnsi="Times New Roman" w:cs="Times New Roman"/>
+          <w:sz w:val="21"/>
+          <w:szCs w:val="21"/>
+          <w:lang w:eastAsia="zh-CN"/>
+        </w:rPr>
+        <w:t xml:space="preserve"> </w:t>
+      </w:r>
+      <w:r>
+        <w:rPr>
+          <w:rFonts w:ascii="楷体" w:eastAsia="楷体" w:hAnsi="楷体"/>
+          <w:sz w:val="21"/>
+          <w:szCs w:val="21"/>
+          <w:lang w:eastAsia="zh-CN"/>
+        </w:rPr>
+        <w:t>提升至</w:t>
+      </w:r>
+      <w:r>
+        <w:rPr>
+          <w:rFonts w:ascii="Times New Roman" w:eastAsia="楷体" w:hAnsi="Times New Roman" w:cs="Times New Roman"/>
+          <w:b/>
+          <w:bCs/>
+          <w:sz w:val="21"/>
+          <w:szCs w:val="21"/>
+          <w:lang w:eastAsia="zh-CN"/>
+        </w:rPr>
+        <w:t>60%</w:t>
+      </w:r>
+    </w:p>
+    <w:p>
+      <w:pPr>
+        <w:pStyle w:val="ab"/>
+        <w:numPr>
+          <w:ilvl w:val="0"/>
+          <w:numId w:val="11"/>
+        </w:numPr>
+        <w:tabs>
+          <w:tab w:val="left" w:pos="1200"/>
+        </w:tabs>
+        <w:rPr>
+          <w:rFonts w:ascii="楷体" w:eastAsia="楷体" w:hAnsi="楷体" w:hint="eastAsia"/>
+          <w:sz w:val="21"/>
+          <w:szCs w:val="21"/>
+          <w:lang w:eastAsia="zh-CN"/>
+        </w:rPr>
+      </w:pPr>
+      <w:r>
+        <w:rPr>
+          <w:rFonts w:ascii="楷体" w:eastAsia="楷体" w:hAnsi="楷体" w:hint="eastAsia"/>
+          <w:sz w:val="21"/>
+          <w:szCs w:val="21"/>
+          <w:lang w:eastAsia="zh-CN"/>
+        </w:rPr>
+        <w:t>使用</w:t>
+      </w:r>
+      <w:r>
+        <w:rPr>
+          <w:rFonts w:ascii="楷体" w:eastAsia="楷体" w:hAnsi="楷体" w:hint="eastAsia"/>
+          <w:b/>
+          <w:bCs/>
+          <w:sz w:val="21"/>
+          <w:szCs w:val="21"/>
+          <w:lang w:eastAsia="zh-CN"/>
+        </w:rPr>
+        <w:t>线程池异步</w:t>
+      </w:r>
+      <w:r>
+        <w:rPr>
+          <w:rFonts w:ascii="楷体" w:eastAsia="楷体" w:hAnsi="楷体" w:hint="eastAsia"/>
+          <w:sz w:val="21"/>
+          <w:szCs w:val="21"/>
+          <w:lang w:eastAsia="zh-CN"/>
+        </w:rPr>
+        <w:t>导出生产结果为</w:t>
+      </w:r>
+      <w:r>
+        <w:rPr>
+          <w:rFonts w:ascii="Times New Roman" w:eastAsia="楷体" w:hAnsi="Times New Roman" w:cs="Times New Roman"/>
+          <w:sz w:val="21"/>
+          <w:szCs w:val="21"/>
+          <w:lang w:eastAsia="zh-CN"/>
+        </w:rPr>
+        <w:t xml:space="preserve"> Excel </w:t>
+      </w:r>
+      <w:r>
+        <w:rPr>
+          <w:rFonts w:ascii="楷体" w:eastAsia="楷体" w:hAnsi="楷体" w:hint="eastAsia"/>
+          <w:sz w:val="21"/>
+          <w:szCs w:val="21"/>
+          <w:lang w:eastAsia="zh-CN"/>
+        </w:rPr>
+        <w:t>并将</w:t>
+      </w:r>
+      <w:r>
+        <w:rPr>
+          <w:rFonts w:ascii="Times New Roman" w:eastAsia="楷体" w:hAnsi="Times New Roman" w:cs="Times New Roman"/>
+          <w:sz w:val="21"/>
+          <w:szCs w:val="21"/>
+          <w:lang w:eastAsia="zh-CN"/>
+        </w:rPr>
+        <w:t xml:space="preserve"> Excel </w:t>
+      </w:r>
+      <w:r>
+        <w:rPr>
+          <w:rFonts w:ascii="楷体" w:eastAsia="楷体" w:hAnsi="楷体" w:hint="eastAsia"/>
+          <w:sz w:val="21"/>
+          <w:szCs w:val="21"/>
+          <w:lang w:eastAsia="zh-CN"/>
+        </w:rPr>
+        <w:t>文件上传至</w:t>
+      </w:r>
+      <w:r>
+        <w:rPr>
+          <w:rFonts w:ascii="Times New Roman" w:eastAsia="楷体" w:hAnsi="Times New Roman" w:cs="Times New Roman"/>
+          <w:sz w:val="21"/>
+          <w:szCs w:val="21"/>
+          <w:lang w:eastAsia="zh-CN"/>
+        </w:rPr>
+        <w:t xml:space="preserve"> s3Plus </w:t>
+      </w:r>
+      <w:r>
+        <w:rPr>
+          <w:rFonts w:ascii="楷体" w:eastAsia="楷体" w:hAnsi="楷体" w:hint="eastAsia"/>
+          <w:sz w:val="21"/>
+          <w:szCs w:val="21"/>
+          <w:lang w:eastAsia="zh-CN"/>
+        </w:rPr>
+        <w:t>平台，最终发送</w:t>
+      </w:r>
+      <w:r>
+        <w:rPr>
+          <w:rFonts w:ascii="楷体" w:eastAsia="楷体" w:hAnsi="楷体" w:hint="eastAsia"/>
+          <w:sz w:val="21"/>
+          <w:szCs w:val="21"/>
+          <w:lang w:eastAsia="zh-CN"/>
+        </w:rPr>
+        <w:t>至</w:t>
+      </w:r>
+      <w:r>
+        <w:rPr>
+          <w:rFonts w:ascii="楷体" w:eastAsia="楷体" w:hAnsi="楷体" w:hint="eastAsia"/>
+          <w:sz w:val="21"/>
+          <w:szCs w:val="21"/>
+          <w:lang w:eastAsia="zh-CN"/>
+        </w:rPr>
+        <w:t>大象通知</w:t>
+      </w:r>
+      <w:r>
+        <w:rPr>
+          <w:rFonts w:ascii="楷体" w:eastAsia="楷体" w:hAnsi="楷体" w:hint="eastAsia"/>
+          <w:sz w:val="21"/>
+          <w:szCs w:val="21"/>
+          <w:lang w:eastAsia="zh-CN"/>
+        </w:rPr>
+        <w:t>用户</w:t>
+      </w:r>
+      <w:r>
+        <w:rPr>
+          <w:rFonts w:ascii="楷体" w:eastAsia="楷体" w:hAnsi="楷体" w:hint="eastAsia"/>
+          <w:sz w:val="21"/>
+          <w:szCs w:val="21"/>
+          <w:lang w:eastAsia="zh-CN"/>
+        </w:rPr>
+        <w:t>下载</w:t>
+      </w:r>
+      <w:r>
+        <w:rPr>
+          <w:rFonts w:ascii="Times New Roman" w:eastAsia="楷体" w:hAnsi="Times New Roman" w:cs="Times New Roman"/>
+          <w:sz w:val="21"/>
+          <w:szCs w:val="21"/>
+          <w:lang w:eastAsia="zh-CN"/>
+        </w:rPr>
+        <w:t xml:space="preserve"> url</w:t>
+      </w:r>
+    </w:p>
+    <w:p>
+      <w:pPr>
+        <w:tabs>
+          <w:tab w:val="left" w:pos="306"/>
+        </w:tabs>
+        <w:ind w:left="106"/>
+        <w:rPr>
+          <w:rFonts w:ascii="楷体" w:eastAsia="楷体" w:hAnsi="楷体" w:hint="eastAsia"/>
+          <w:sz w:val="21"/>
+          <w:szCs w:val="21"/>
+          <w:lang w:eastAsia="zh-CN"/>
+        </w:rPr>
+      </w:pPr>
+      <w:r>
+        <w:rPr>
+          <w:noProof/>
+        </w:rPr>
+        <w:drawing>
+          <wp:inline distT="0" distB="0" distL="0" distR="0" wp14:anchorId="48FB3AE9" wp14:editId="690FD85B">
+            <wp:extent cx="201168" cy="201168"/>
+            <wp:effectExtent l="0" t="0" r="0" b="0"/>
+            <wp:docPr id="813030168" name="Picture 813030168"/>
+            <wp:cNvGraphicFramePr>
+              <a:graphicFrameLocks xmlns:a="http://schemas.openxmlformats.org/drawingml/2006/main" noChangeAspect="1"/>
+            </wp:cNvGraphicFramePr>
+            <a:graphic xmlns:a="http://schemas.openxmlformats.org/drawingml/2006/main">
+              <a:graphicData uri="http://schemas.openxmlformats.org/drawingml/2006/picture">
+                <pic:pic xmlns:pic="http://schemas.openxmlformats.org/drawingml/2006/picture">
+                  <pic:nvPicPr>
+                    <pic:cNvPr id="0" name="快手.png"/>
+                    <pic:cNvPicPr/>
+                  </pic:nvPicPr>
+                  <pic:blipFill>
+                    <a:blip r:embed="rId17"/>
+                    <a:stretch>
+                      <a:fillRect/>
+                    </a:stretch>
+                  </pic:blipFill>
+                  <pic:spPr>
+                    <a:xfrm>
+                      <a:off x="0" y="0"/>
+                      <a:ext cx="201168" cy="201168"/>
+                    </a:xfrm>
+                    <a:prstGeom prst="rect">
+                      <a:avLst/>
+                    </a:prstGeom>
+                  </pic:spPr>
+                </pic:pic>
+              </a:graphicData>
+            </a:graphic>
+          </wp:inline>
+        </w:drawing>
+      </w:r>
+      <w:r>
         <w:t xml:space="preserve"> </w:t>
       </w:r>
       <w:r>
@@ -7504,27 +7305,7 @@
           <w:szCs w:val="21"/>
           <w:lang w:eastAsia="zh-CN"/>
         </w:rPr>
-        <w:t>以分版和</w:t>
-      </w:r>
-      <w:proofErr w:type="gramStart"/>
-      <w:r>
-        <w:rPr>
-          <w:rFonts w:ascii="楷体" w:eastAsia="楷体" w:hAnsi="楷体" w:hint="eastAsia"/>
-          <w:sz w:val="21"/>
-          <w:szCs w:val="21"/>
-          <w:lang w:eastAsia="zh-CN"/>
-        </w:rPr>
-        <w:t>分桶维</w:t>
-      </w:r>
-      <w:proofErr w:type="gramEnd"/>
-      <w:r>
-        <w:rPr>
-          <w:rFonts w:ascii="楷体" w:eastAsia="楷体" w:hAnsi="楷体" w:hint="eastAsia"/>
-          <w:sz w:val="21"/>
-          <w:szCs w:val="21"/>
-          <w:lang w:eastAsia="zh-CN"/>
-        </w:rPr>
-        <w:t>度</w:t>
+        <w:t>以分版和分桶维度</w:t>
       </w:r>
       <w:r>
         <w:rPr>
@@ -8028,27 +7809,7 @@
           <w:szCs w:val="21"/>
           <w:lang w:eastAsia="zh-CN"/>
         </w:rPr>
-        <w:t>作者</w:t>
-      </w:r>
-      <w:proofErr w:type="gramStart"/>
-      <w:r>
-        <w:rPr>
-          <w:rFonts w:ascii="楷体" w:eastAsia="楷体" w:hAnsi="楷体" w:hint="eastAsia"/>
-          <w:sz w:val="21"/>
-          <w:szCs w:val="21"/>
-          <w:lang w:eastAsia="zh-CN"/>
-        </w:rPr>
-        <w:t>域技术</w:t>
-      </w:r>
-      <w:proofErr w:type="gramEnd"/>
-      <w:r>
-        <w:rPr>
-          <w:rFonts w:ascii="楷体" w:eastAsia="楷体" w:hAnsi="楷体" w:hint="eastAsia"/>
-          <w:sz w:val="21"/>
-          <w:szCs w:val="21"/>
-          <w:lang w:eastAsia="zh-CN"/>
-        </w:rPr>
-        <w:t>文档</w:t>
+        <w:t>作者域技术文档</w:t>
       </w:r>
       <w:r>
         <w:rPr>
@@ -8082,13 +7843,13 @@
           <w:lang w:eastAsia="zh-CN"/>
         </w:rPr>
         <w:drawing>
-          <wp:anchor distT="0" distB="0" distL="114300" distR="114300" simplePos="0" relativeHeight="251675136" behindDoc="0" locked="0" layoutInCell="1" allowOverlap="1" wp14:anchorId="5459B623" wp14:editId="29391341">
+          <wp:anchor distT="0" distB="0" distL="114300" distR="114300" simplePos="0" relativeHeight="251675136" behindDoc="0" locked="0" layoutInCell="1" allowOverlap="1" wp14:anchorId="5459B623" wp14:editId="409E6A16">
             <wp:simplePos x="0" y="0"/>
             <wp:positionH relativeFrom="page">
-              <wp:posOffset>4381500</wp:posOffset>
+              <wp:posOffset>4358640</wp:posOffset>
             </wp:positionH>
             <wp:positionV relativeFrom="page">
-              <wp:posOffset>6606540</wp:posOffset>
+              <wp:posOffset>6431280</wp:posOffset>
             </wp:positionV>
             <wp:extent cx="220980" cy="220980"/>
             <wp:effectExtent l="0" t="0" r="7620" b="7620"/>
@@ -8105,7 +7866,7 @@
                     <pic:cNvPicPr/>
                   </pic:nvPicPr>
                   <pic:blipFill>
-                    <a:blip r:embed="rId17" cstate="print">
+                    <a:blip r:embed="rId18" cstate="print">
                       <a:extLst>
                         <a:ext uri="{28A0092B-C50C-407E-A947-70E740481C1C}">
                           <a14:useLocalDpi xmlns:a14="http://schemas.microsoft.com/office/drawing/2010/main" val="0"/>
@@ -8164,7 +7925,6 @@
           <w:lang w:eastAsia="zh-CN"/>
         </w:rPr>
       </w:pPr>
-      <w:proofErr w:type="spellStart"/>
       <w:r>
         <w:rPr>
           <w:rFonts w:ascii="Times New Roman" w:eastAsia="楷体" w:hAnsi="Times New Roman" w:cs="Times New Roman"/>
@@ -8172,25 +7932,15 @@
           <w:szCs w:val="24"/>
           <w:lang w:eastAsia="zh-CN"/>
         </w:rPr>
-        <w:t>KnowFlow</w:t>
-      </w:r>
-      <w:proofErr w:type="spellEnd"/>
-      <w:r>
-        <w:rPr>
-          <w:rFonts w:ascii="Times New Roman" w:eastAsia="楷体" w:hAnsi="Times New Roman" w:cs="Times New Roman"/>
+        <w:t xml:space="preserve">KnowFlow RAG </w:t>
+      </w:r>
+      <w:r>
+        <w:rPr>
+          <w:rFonts w:ascii="楷体" w:eastAsia="楷体" w:hAnsi="楷体" w:hint="eastAsia"/>
           <w:sz w:val="24"/>
           <w:szCs w:val="24"/>
           <w:lang w:eastAsia="zh-CN"/>
         </w:rPr>
-        <w:t xml:space="preserve"> RAG </w:t>
-      </w:r>
-      <w:r>
-        <w:rPr>
-          <w:rFonts w:ascii="楷体" w:eastAsia="楷体" w:hAnsi="楷体" w:hint="eastAsia"/>
-          <w:sz w:val="24"/>
-          <w:szCs w:val="24"/>
-          <w:lang w:eastAsia="zh-CN"/>
-        </w:rPr>
         <w:t>智能问答系统</w:t>
       </w:r>
       <w:r>
@@ -8238,7 +7988,7 @@
         </w:rPr>
         <w:t xml:space="preserve">              </w:t>
       </w:r>
-      <w:hyperlink r:id="rId18" w:history="1">
+      <w:hyperlink r:id="rId19" w:history="1">
         <w:r>
           <w:rPr>
             <w:rStyle w:val="aa"/>
@@ -8300,21 +8050,11 @@
           <w:szCs w:val="21"/>
           <w:lang w:eastAsia="zh-CN"/>
         </w:rPr>
-        <w:t>构建</w:t>
-      </w:r>
-      <w:proofErr w:type="gramStart"/>
-      <w:r>
-        <w:rPr>
-          <w:rFonts w:ascii="楷体" w:eastAsia="楷体" w:hAnsi="楷体"/>
-          <w:sz w:val="21"/>
-          <w:szCs w:val="21"/>
-          <w:lang w:eastAsia="zh-CN"/>
-        </w:rPr>
-        <w:t>企业级多场景</w:t>
-      </w:r>
-      <w:proofErr w:type="gramEnd"/>
-      <w:r>
-        <w:rPr>
+        <w:t>构建企业级多场景</w:t>
+      </w:r>
+      <w:r>
+        <w:rPr>
+          <w:rFonts w:ascii="Times New Roman" w:hAnsi="Times New Roman" w:cs="Times New Roman"/>
           <w:sz w:val="21"/>
           <w:szCs w:val="21"/>
           <w:lang w:eastAsia="zh-CN"/>
@@ -8614,7 +8354,6 @@
         </w:rPr>
         <w:t>第五届</w:t>
       </w:r>
-      <w:proofErr w:type="spellStart"/>
       <w:r>
         <w:rPr>
           <w:rFonts w:ascii="Times New Roman" w:eastAsia="楷体" w:hAnsi="Times New Roman" w:cs="Times New Roman"/>
@@ -8624,7 +8363,6 @@
         </w:rPr>
         <w:t>OceanBase</w:t>
       </w:r>
-      <w:proofErr w:type="spellEnd"/>
       <w:r>
         <w:rPr>
           <w:rFonts w:ascii="Times New Roman" w:eastAsia="楷体" w:hAnsi="Times New Roman" w:cs="Times New Roman" w:hint="eastAsia"/>
@@ -11391,7 +11129,6 @@
   <w:style w:type="character" w:default="1" w:styleId="a0">
     <w:name w:val="Default Paragraph Font"/>
     <w:uiPriority w:val="1"/>
-    <w:semiHidden/>
     <w:unhideWhenUsed/>
   </w:style>
   <w:style w:type="table" w:default="1" w:styleId="a1">
